--- a/1 SUPPORT and resistance protocol.docx
+++ b/1 SUPPORT and resistance protocol.docx
@@ -69,17 +69,7 @@
           <w:bdr w:val="single" w:sz="2" w:space="0" w:color="E5E7EB" w:frame="1"/>
           <w:lang w:eastAsia="en-KE"/>
         </w:rPr>
-        <w:t>v3.4</w:t>
-      </w:r>
-      <w:r>
-        <w:rPr>
-          <w:rFonts w:ascii="Inter" w:eastAsia="Times New Roman" w:hAnsi="Inter" w:cs="Times New Roman"/>
-          <w:color w:val="F4F0EB"/>
-          <w:sz w:val="21"/>
-          <w:szCs w:val="21"/>
-          <w:lang w:eastAsia="en-KE"/>
-        </w:rPr>
-        <w:t> | </w:t>
+        <w:t>v3.</w:t>
       </w:r>
       <w:r>
         <w:rPr>
@@ -90,6 +80,29 @@
           <w:sz w:val="21"/>
           <w:szCs w:val="21"/>
           <w:bdr w:val="single" w:sz="2" w:space="0" w:color="E5E7EB" w:frame="1"/>
+          <w:lang w:val="en-US" w:eastAsia="en-KE"/>
+        </w:rPr>
+        <w:t>5</w:t>
+      </w:r>
+      <w:r>
+        <w:rPr>
+          <w:rFonts w:ascii="Inter" w:eastAsia="Times New Roman" w:hAnsi="Inter" w:cs="Times New Roman"/>
+          <w:color w:val="F4F0EB"/>
+          <w:sz w:val="21"/>
+          <w:szCs w:val="21"/>
+          <w:lang w:eastAsia="en-KE"/>
+        </w:rPr>
+        <w:t> | </w:t>
+      </w:r>
+      <w:r>
+        <w:rPr>
+          <w:rFonts w:ascii="Inter" w:eastAsia="Times New Roman" w:hAnsi="Inter" w:cs="Times New Roman"/>
+          <w:b/>
+          <w:bCs/>
+          <w:color w:val="F4F0EB"/>
+          <w:sz w:val="21"/>
+          <w:szCs w:val="21"/>
+          <w:bdr w:val="single" w:sz="2" w:space="0" w:color="E5E7EB" w:frame="1"/>
           <w:lang w:eastAsia="en-KE"/>
         </w:rPr>
         <w:t>Source:</w:t>
@@ -102,29 +115,7 @@
           <w:szCs w:val="21"/>
           <w:lang w:eastAsia="en-KE"/>
         </w:rPr>
-        <w:t> How to Trade Support and Resistance (</w:t>
-      </w:r>
-      <w:proofErr w:type="spellStart"/>
-      <w:r>
-        <w:rPr>
-          <w:rFonts w:ascii="Inter" w:eastAsia="Times New Roman" w:hAnsi="Inter" w:cs="Times New Roman"/>
-          <w:color w:val="F4F0EB"/>
-          <w:sz w:val="21"/>
-          <w:szCs w:val="21"/>
-          <w:lang w:eastAsia="en-KE"/>
-        </w:rPr>
-        <w:t>BabyPips</w:t>
-      </w:r>
-      <w:proofErr w:type="spellEnd"/>
-      <w:r>
-        <w:rPr>
-          <w:rFonts w:ascii="Inter" w:eastAsia="Times New Roman" w:hAnsi="Inter" w:cs="Times New Roman"/>
-          <w:color w:val="F4F0EB"/>
-          <w:sz w:val="21"/>
-          <w:szCs w:val="21"/>
-          <w:lang w:eastAsia="en-KE"/>
-        </w:rPr>
-        <w:t>) — see lesson for pattern theory</w:t>
+        <w:t> How to Trade Support and Resistance (BabyPips) — see lesson for pattern theory</w:t>
       </w:r>
       <w:r>
         <w:rPr>
@@ -344,7 +335,7 @@
           <w:rFonts w:ascii="Inter" w:eastAsia="Times New Roman" w:hAnsi="Inter" w:cs="Times New Roman"/>
           <w:i/>
           <w:iCs/>
-          <w:color w:val="C7C2BC"/>
+          <w:color w:val="F2F2F2" w:themeColor="background1" w:themeShade="F2"/>
           <w:sz w:val="21"/>
           <w:szCs w:val="21"/>
           <w:lang w:eastAsia="en-KE"/>
@@ -357,7 +348,7 @@
           <w:bCs/>
           <w:i/>
           <w:iCs/>
-          <w:color w:val="C7C2BC"/>
+          <w:color w:val="F2F2F2" w:themeColor="background1" w:themeShade="F2"/>
           <w:sz w:val="21"/>
           <w:szCs w:val="21"/>
           <w:bdr w:val="single" w:sz="2" w:space="0" w:color="E5E7EB" w:frame="1"/>
@@ -384,7 +375,7 @@
           <w:rFonts w:ascii="Inter" w:eastAsia="Times New Roman" w:hAnsi="Inter" w:cs="Times New Roman"/>
           <w:i/>
           <w:iCs/>
-          <w:color w:val="C7C2BC"/>
+          <w:color w:val="F2F2F2" w:themeColor="background1" w:themeShade="F2"/>
           <w:sz w:val="21"/>
           <w:szCs w:val="21"/>
           <w:lang w:eastAsia="en-KE"/>
@@ -397,15 +388,186 @@
           <w:bCs/>
           <w:i/>
           <w:iCs/>
-          <w:color w:val="C7C2BC"/>
+          <w:color w:val="F2F2F2" w:themeColor="background1" w:themeShade="F2"/>
           <w:sz w:val="21"/>
           <w:szCs w:val="21"/>
           <w:bdr w:val="single" w:sz="2" w:space="0" w:color="E5E7EB" w:frame="1"/>
           <w:lang w:eastAsia="en-KE"/>
         </w:rPr>
-        <w:t xml:space="preserve">H4 </w:t>
-      </w:r>
-      <w:proofErr w:type="gramStart"/>
+        <w:t>H4 ADX(14)</w:t>
+      </w:r>
+      <w:r>
+        <w:rPr>
+          <w:rFonts w:ascii="Inter" w:eastAsia="Times New Roman" w:hAnsi="Inter" w:cs="Times New Roman"/>
+          <w:i/>
+          <w:iCs/>
+          <w:color w:val="F2F2F2" w:themeColor="background1" w:themeShade="F2"/>
+          <w:sz w:val="21"/>
+          <w:szCs w:val="21"/>
+          <w:lang w:eastAsia="en-KE"/>
+        </w:rPr>
+        <w:t> — structural regime. Determines which METHOD CLASS is permitted:</w:t>
+      </w:r>
+    </w:p>
+    <w:p>
+      <w:pPr>
+        <w:numPr>
+          <w:ilvl w:val="1"/>
+          <w:numId w:val="20"/>
+        </w:numPr>
+        <w:pBdr>
+          <w:top w:val="single" w:sz="2" w:space="0" w:color="E5E7EB"/>
+          <w:left w:val="single" w:sz="2" w:space="0" w:color="E5E7EB"/>
+          <w:bottom w:val="single" w:sz="2" w:space="0" w:color="E5E7EB"/>
+          <w:right w:val="single" w:sz="2" w:space="0" w:color="E5E7EB"/>
+        </w:pBdr>
+        <w:shd w:val="clear" w:color="auto" w:fill="252523"/>
+        <w:spacing w:before="68" w:after="68" w:line="240" w:lineRule="auto"/>
+        <w:rPr>
+          <w:rFonts w:ascii="Inter" w:eastAsia="Times New Roman" w:hAnsi="Inter" w:cs="Times New Roman"/>
+          <w:i/>
+          <w:iCs/>
+          <w:color w:val="F2F2F2" w:themeColor="background1" w:themeShade="F2"/>
+          <w:sz w:val="21"/>
+          <w:szCs w:val="21"/>
+          <w:lang w:eastAsia="en-KE"/>
+        </w:rPr>
+      </w:pPr>
+      <w:r>
+        <w:rPr>
+          <w:rFonts w:ascii="Inter" w:eastAsia="Times New Roman" w:hAnsi="Inter" w:cs="Times New Roman"/>
+          <w:i/>
+          <w:iCs/>
+          <w:color w:val="F2F2F2" w:themeColor="background1" w:themeShade="F2"/>
+          <w:sz w:val="21"/>
+          <w:szCs w:val="21"/>
+          <w:lang w:eastAsia="en-KE"/>
+        </w:rPr>
+        <w:t>&lt; 20 → Ranging → Bounce eligible</w:t>
+      </w:r>
+    </w:p>
+    <w:p>
+      <w:pPr>
+        <w:numPr>
+          <w:ilvl w:val="1"/>
+          <w:numId w:val="20"/>
+        </w:numPr>
+        <w:pBdr>
+          <w:top w:val="single" w:sz="2" w:space="0" w:color="E5E7EB"/>
+          <w:left w:val="single" w:sz="2" w:space="0" w:color="E5E7EB"/>
+          <w:bottom w:val="single" w:sz="2" w:space="0" w:color="E5E7EB"/>
+          <w:right w:val="single" w:sz="2" w:space="0" w:color="E5E7EB"/>
+        </w:pBdr>
+        <w:shd w:val="clear" w:color="auto" w:fill="252523"/>
+        <w:spacing w:before="68" w:after="68" w:line="240" w:lineRule="auto"/>
+        <w:rPr>
+          <w:rFonts w:ascii="Inter" w:eastAsia="Times New Roman" w:hAnsi="Inter" w:cs="Times New Roman"/>
+          <w:i/>
+          <w:iCs/>
+          <w:color w:val="F2F2F2" w:themeColor="background1" w:themeShade="F2"/>
+          <w:sz w:val="21"/>
+          <w:szCs w:val="21"/>
+          <w:lang w:eastAsia="en-KE"/>
+        </w:rPr>
+      </w:pPr>
+      <w:r>
+        <w:rPr>
+          <w:rFonts w:ascii="Inter" w:eastAsia="Times New Roman" w:hAnsi="Inter" w:cs="Times New Roman"/>
+          <w:i/>
+          <w:iCs/>
+          <w:color w:val="F2F2F2" w:themeColor="background1" w:themeShade="F2"/>
+          <w:sz w:val="21"/>
+          <w:szCs w:val="21"/>
+          <w:lang w:eastAsia="en-KE"/>
+        </w:rPr>
+        <w:t xml:space="preserve">20–25 → Transitional → </w:t>
+      </w:r>
+      <w:r>
+        <w:rPr>
+          <w:rFonts w:ascii="Segoe UI Emoji" w:eastAsia="Times New Roman" w:hAnsi="Segoe UI Emoji" w:cs="Segoe UI Emoji"/>
+          <w:i/>
+          <w:iCs/>
+          <w:color w:val="F2F2F2" w:themeColor="background1" w:themeShade="F2"/>
+          <w:sz w:val="21"/>
+          <w:szCs w:val="21"/>
+          <w:lang w:eastAsia="en-KE"/>
+        </w:rPr>
+        <w:t>❌</w:t>
+      </w:r>
+      <w:r>
+        <w:rPr>
+          <w:rFonts w:ascii="Inter" w:eastAsia="Times New Roman" w:hAnsi="Inter" w:cs="Times New Roman"/>
+          <w:i/>
+          <w:iCs/>
+          <w:color w:val="F2F2F2" w:themeColor="background1" w:themeShade="F2"/>
+          <w:sz w:val="21"/>
+          <w:szCs w:val="21"/>
+          <w:lang w:eastAsia="en-KE"/>
+        </w:rPr>
+        <w:t xml:space="preserve"> No trades</w:t>
+      </w:r>
+    </w:p>
+    <w:p>
+      <w:pPr>
+        <w:numPr>
+          <w:ilvl w:val="1"/>
+          <w:numId w:val="20"/>
+        </w:numPr>
+        <w:pBdr>
+          <w:top w:val="single" w:sz="2" w:space="0" w:color="E5E7EB"/>
+          <w:left w:val="single" w:sz="2" w:space="0" w:color="E5E7EB"/>
+          <w:bottom w:val="single" w:sz="2" w:space="0" w:color="E5E7EB"/>
+          <w:right w:val="single" w:sz="2" w:space="0" w:color="E5E7EB"/>
+        </w:pBdr>
+        <w:shd w:val="clear" w:color="auto" w:fill="252523"/>
+        <w:spacing w:before="68" w:after="68" w:line="240" w:lineRule="auto"/>
+        <w:rPr>
+          <w:rFonts w:ascii="Inter" w:eastAsia="Times New Roman" w:hAnsi="Inter" w:cs="Times New Roman"/>
+          <w:i/>
+          <w:iCs/>
+          <w:color w:val="F2F2F2" w:themeColor="background1" w:themeShade="F2"/>
+          <w:sz w:val="21"/>
+          <w:szCs w:val="21"/>
+          <w:lang w:eastAsia="en-KE"/>
+        </w:rPr>
+      </w:pPr>
+      <w:r>
+        <w:rPr>
+          <w:rFonts w:ascii="Inter" w:eastAsia="Times New Roman" w:hAnsi="Inter" w:cs="Times New Roman"/>
+          <w:i/>
+          <w:iCs/>
+          <w:color w:val="F2F2F2" w:themeColor="background1" w:themeShade="F2"/>
+          <w:sz w:val="21"/>
+          <w:szCs w:val="21"/>
+          <w:lang w:eastAsia="en-KE"/>
+        </w:rPr>
+        <w:t>≥ 25, rising → Trending → Breakout methods eligible</w:t>
+      </w:r>
+    </w:p>
+    <w:p>
+      <w:pPr>
+        <w:numPr>
+          <w:ilvl w:val="0"/>
+          <w:numId w:val="20"/>
+        </w:numPr>
+        <w:pBdr>
+          <w:top w:val="single" w:sz="2" w:space="0" w:color="E5E7EB"/>
+          <w:left w:val="single" w:sz="2" w:space="0" w:color="E5E7EB"/>
+          <w:bottom w:val="single" w:sz="2" w:space="0" w:color="E5E7EB"/>
+          <w:right w:val="single" w:sz="2" w:space="0" w:color="E5E7EB"/>
+        </w:pBdr>
+        <w:shd w:val="clear" w:color="auto" w:fill="252523"/>
+        <w:spacing w:before="68" w:after="68" w:line="240" w:lineRule="auto"/>
+        <w:rPr>
+          <w:rFonts w:ascii="Inter" w:eastAsia="Times New Roman" w:hAnsi="Inter" w:cs="Times New Roman"/>
+          <w:i/>
+          <w:iCs/>
+          <w:color w:val="F2F2F2" w:themeColor="background1" w:themeShade="F2"/>
+          <w:sz w:val="21"/>
+          <w:szCs w:val="21"/>
+          <w:lang w:eastAsia="en-KE"/>
+        </w:rPr>
+      </w:pPr>
       <w:r>
         <w:rPr>
           <w:rFonts w:ascii="Inter" w:eastAsia="Times New Roman" w:hAnsi="Inter" w:cs="Times New Roman"/>
@@ -413,41 +575,25 @@
           <w:bCs/>
           <w:i/>
           <w:iCs/>
-          <w:color w:val="C7C2BC"/>
+          <w:color w:val="F2F2F2" w:themeColor="background1" w:themeShade="F2"/>
           <w:sz w:val="21"/>
           <w:szCs w:val="21"/>
           <w:bdr w:val="single" w:sz="2" w:space="0" w:color="E5E7EB" w:frame="1"/>
           <w:lang w:eastAsia="en-KE"/>
         </w:rPr>
-        <w:t>ADX(</w:t>
-      </w:r>
-      <w:proofErr w:type="gramEnd"/>
-      <w:r>
-        <w:rPr>
-          <w:rFonts w:ascii="Inter" w:eastAsia="Times New Roman" w:hAnsi="Inter" w:cs="Times New Roman"/>
-          <w:b/>
-          <w:bCs/>
+        <w:t>Entry TF ADX(14)</w:t>
+      </w:r>
+      <w:r>
+        <w:rPr>
+          <w:rFonts w:ascii="Inter" w:eastAsia="Times New Roman" w:hAnsi="Inter" w:cs="Times New Roman"/>
           <w:i/>
           <w:iCs/>
-          <w:color w:val="C7C2BC"/>
-          <w:sz w:val="21"/>
-          <w:szCs w:val="21"/>
-          <w:bdr w:val="single" w:sz="2" w:space="0" w:color="E5E7EB" w:frame="1"/>
-          <w:lang w:eastAsia="en-KE"/>
-        </w:rPr>
-        <w:t>14)</w:t>
-      </w:r>
-      <w:r>
-        <w:rPr>
-          <w:rFonts w:ascii="Inter" w:eastAsia="Times New Roman" w:hAnsi="Inter" w:cs="Times New Roman"/>
-          <w:i/>
-          <w:iCs/>
-          <w:color w:val="C7C2BC"/>
-          <w:sz w:val="21"/>
-          <w:szCs w:val="21"/>
-          <w:lang w:eastAsia="en-KE"/>
-        </w:rPr>
-        <w:t> — structural regime. Determines which METHOD CLASS is permitted:</w:t>
+          <w:color w:val="F2F2F2" w:themeColor="background1" w:themeShade="F2"/>
+          <w:sz w:val="21"/>
+          <w:szCs w:val="21"/>
+          <w:lang w:eastAsia="en-KE"/>
+        </w:rPr>
+        <w:t> (H1 or M15) — must NOT contradict H4:</w:t>
       </w:r>
     </w:p>
     <w:p>
@@ -468,7 +614,7 @@
           <w:rFonts w:ascii="Inter" w:eastAsia="Times New Roman" w:hAnsi="Inter" w:cs="Times New Roman"/>
           <w:i/>
           <w:iCs/>
-          <w:color w:val="C7C2BC"/>
+          <w:color w:val="F2F2F2" w:themeColor="background1" w:themeShade="F2"/>
           <w:sz w:val="21"/>
           <w:szCs w:val="21"/>
           <w:lang w:eastAsia="en-KE"/>
@@ -479,12 +625,60 @@
           <w:rFonts w:ascii="Inter" w:eastAsia="Times New Roman" w:hAnsi="Inter" w:cs="Times New Roman"/>
           <w:i/>
           <w:iCs/>
-          <w:color w:val="C7C2BC"/>
-          <w:sz w:val="21"/>
-          <w:szCs w:val="21"/>
-          <w:lang w:eastAsia="en-KE"/>
-        </w:rPr>
-        <w:t>&lt; 20 → Ranging → Bounce eligible</w:t>
+          <w:color w:val="F2F2F2" w:themeColor="background1" w:themeShade="F2"/>
+          <w:sz w:val="21"/>
+          <w:szCs w:val="21"/>
+          <w:lang w:eastAsia="en-KE"/>
+        </w:rPr>
+        <w:t xml:space="preserve">H4 Trending + Entry TF &lt; 20 → </w:t>
+      </w:r>
+      <w:r>
+        <w:rPr>
+          <w:rFonts w:ascii="Segoe UI Emoji" w:eastAsia="Times New Roman" w:hAnsi="Segoe UI Emoji" w:cs="Segoe UI Emoji"/>
+          <w:i/>
+          <w:iCs/>
+          <w:color w:val="F2F2F2" w:themeColor="background1" w:themeShade="F2"/>
+          <w:sz w:val="21"/>
+          <w:szCs w:val="21"/>
+          <w:lang w:eastAsia="en-KE"/>
+        </w:rPr>
+        <w:t>❌</w:t>
+      </w:r>
+      <w:r>
+        <w:rPr>
+          <w:rFonts w:ascii="Inter" w:eastAsia="Times New Roman" w:hAnsi="Inter" w:cs="Times New Roman"/>
+          <w:i/>
+          <w:iCs/>
+          <w:color w:val="F2F2F2" w:themeColor="background1" w:themeShade="F2"/>
+          <w:sz w:val="21"/>
+          <w:szCs w:val="21"/>
+          <w:lang w:eastAsia="en-KE"/>
+        </w:rPr>
+        <w:t xml:space="preserve"> No bounce. Wait for entry TF to confirm trend (ADX </w:t>
+      </w:r>
+      <w:r>
+        <w:rPr>
+          <w:rFonts w:ascii="Cambria" w:eastAsia="Times New Roman" w:hAnsi="Cambria" w:cs="Cambria"/>
+          <w:i/>
+          <w:iCs/>
+          <w:color w:val="F2F2F2" w:themeColor="background1" w:themeShade="F2"/>
+          <w:sz w:val="21"/>
+          <w:szCs w:val="21"/>
+          <w:lang w:eastAsia="en-KE"/>
+        </w:rPr>
+        <w:t>≥</w:t>
+      </w:r>
+      <w:r>
+        <w:rPr>
+          <w:rFonts w:ascii="Inter" w:eastAsia="Times New Roman" w:hAnsi="Inter" w:cs="Times New Roman"/>
+          <w:i/>
+          <w:iCs/>
+          <w:color w:val="F2F2F2" w:themeColor="background1" w:themeShade="F2"/>
+          <w:sz w:val="21"/>
+          <w:szCs w:val="21"/>
+          <w:lang w:eastAsia="en-KE"/>
+        </w:rPr>
+        <w:t xml:space="preserve"> 25) or stand aside</w:t>
       </w:r>
     </w:p>
     <w:p>
@@ -505,7 +699,7 @@
           <w:rFonts w:ascii="Inter" w:eastAsia="Times New Roman" w:hAnsi="Inter" w:cs="Times New Roman"/>
           <w:i/>
           <w:iCs/>
-          <w:color w:val="C7C2BC"/>
+          <w:color w:val="F2F2F2" w:themeColor="background1" w:themeShade="F2"/>
           <w:sz w:val="21"/>
           <w:szCs w:val="21"/>
           <w:lang w:eastAsia="en-KE"/>
@@ -516,36 +710,36 @@
           <w:rFonts w:ascii="Inter" w:eastAsia="Times New Roman" w:hAnsi="Inter" w:cs="Times New Roman"/>
           <w:i/>
           <w:iCs/>
-          <w:color w:val="C7C2BC"/>
-          <w:sz w:val="21"/>
-          <w:szCs w:val="21"/>
-          <w:lang w:eastAsia="en-KE"/>
-        </w:rPr>
-        <w:t xml:space="preserve">20–25 → Transitional → </w:t>
+          <w:color w:val="F2F2F2" w:themeColor="background1" w:themeShade="F2"/>
+          <w:sz w:val="21"/>
+          <w:szCs w:val="21"/>
+          <w:lang w:eastAsia="en-KE"/>
+        </w:rPr>
+        <w:t xml:space="preserve">H4 Ranging + Entry TF ≥ 25 → </w:t>
       </w:r>
       <w:r>
         <w:rPr>
           <w:rFonts w:ascii="Segoe UI Emoji" w:eastAsia="Times New Roman" w:hAnsi="Segoe UI Emoji" w:cs="Segoe UI Emoji"/>
           <w:i/>
           <w:iCs/>
-          <w:color w:val="C7C2BC"/>
-          <w:sz w:val="21"/>
-          <w:szCs w:val="21"/>
-          <w:lang w:eastAsia="en-KE"/>
-        </w:rPr>
-        <w:t>❌</w:t>
+          <w:color w:val="F2F2F2" w:themeColor="background1" w:themeShade="F2"/>
+          <w:sz w:val="21"/>
+          <w:szCs w:val="21"/>
+          <w:lang w:eastAsia="en-KE"/>
+        </w:rPr>
+        <w:t>⚠️</w:t>
       </w:r>
       <w:r>
         <w:rPr>
           <w:rFonts w:ascii="Inter" w:eastAsia="Times New Roman" w:hAnsi="Inter" w:cs="Times New Roman"/>
           <w:i/>
           <w:iCs/>
-          <w:color w:val="C7C2BC"/>
-          <w:sz w:val="21"/>
-          <w:szCs w:val="21"/>
-          <w:lang w:eastAsia="en-KE"/>
-        </w:rPr>
-        <w:t xml:space="preserve"> No trades</w:t>
+          <w:color w:val="F2F2F2" w:themeColor="background1" w:themeShade="F2"/>
+          <w:sz w:val="21"/>
+          <w:szCs w:val="21"/>
+          <w:lang w:eastAsia="en-KE"/>
+        </w:rPr>
+        <w:t xml:space="preserve"> Likely micro-trend within range. Bounce permitted at 50% size only. Do NOT take breakout methods</w:t>
       </w:r>
     </w:p>
     <w:p>
@@ -566,7 +760,7 @@
           <w:rFonts w:ascii="Inter" w:eastAsia="Times New Roman" w:hAnsi="Inter" w:cs="Times New Roman"/>
           <w:i/>
           <w:iCs/>
-          <w:color w:val="C7C2BC"/>
+          <w:color w:val="F2F2F2" w:themeColor="background1" w:themeShade="F2"/>
           <w:sz w:val="21"/>
           <w:szCs w:val="21"/>
           <w:lang w:eastAsia="en-KE"/>
@@ -577,324 +771,12 @@
           <w:rFonts w:ascii="Inter" w:eastAsia="Times New Roman" w:hAnsi="Inter" w:cs="Times New Roman"/>
           <w:i/>
           <w:iCs/>
-          <w:color w:val="C7C2BC"/>
-          <w:sz w:val="21"/>
-          <w:szCs w:val="21"/>
-          <w:lang w:eastAsia="en-KE"/>
-        </w:rPr>
-        <w:t>≥ 25, rising → Trending → Breakout methods eligible</w:t>
-      </w:r>
-    </w:p>
-    <w:p>
-      <w:pPr>
-        <w:numPr>
-          <w:ilvl w:val="0"/>
-          <w:numId w:val="20"/>
-        </w:numPr>
-        <w:pBdr>
-          <w:top w:val="single" w:sz="2" w:space="0" w:color="E5E7EB"/>
-          <w:left w:val="single" w:sz="2" w:space="0" w:color="E5E7EB"/>
-          <w:bottom w:val="single" w:sz="2" w:space="0" w:color="E5E7EB"/>
-          <w:right w:val="single" w:sz="2" w:space="0" w:color="E5E7EB"/>
-        </w:pBdr>
-        <w:shd w:val="clear" w:color="auto" w:fill="252523"/>
-        <w:spacing w:before="68" w:after="68" w:line="240" w:lineRule="auto"/>
-        <w:rPr>
-          <w:rFonts w:ascii="Inter" w:eastAsia="Times New Roman" w:hAnsi="Inter" w:cs="Times New Roman"/>
-          <w:i/>
-          <w:iCs/>
-          <w:color w:val="C7C2BC"/>
-          <w:sz w:val="21"/>
-          <w:szCs w:val="21"/>
-          <w:lang w:eastAsia="en-KE"/>
-        </w:rPr>
-      </w:pPr>
-      <w:r>
-        <w:rPr>
-          <w:rFonts w:ascii="Inter" w:eastAsia="Times New Roman" w:hAnsi="Inter" w:cs="Times New Roman"/>
-          <w:b/>
-          <w:bCs/>
-          <w:i/>
-          <w:iCs/>
-          <w:color w:val="C7C2BC"/>
-          <w:sz w:val="21"/>
-          <w:szCs w:val="21"/>
-          <w:bdr w:val="single" w:sz="2" w:space="0" w:color="E5E7EB" w:frame="1"/>
-          <w:lang w:eastAsia="en-KE"/>
-        </w:rPr>
-        <w:t xml:space="preserve">Entry TF </w:t>
-      </w:r>
-      <w:proofErr w:type="gramStart"/>
-      <w:r>
-        <w:rPr>
-          <w:rFonts w:ascii="Inter" w:eastAsia="Times New Roman" w:hAnsi="Inter" w:cs="Times New Roman"/>
-          <w:b/>
-          <w:bCs/>
-          <w:i/>
-          <w:iCs/>
-          <w:color w:val="C7C2BC"/>
-          <w:sz w:val="21"/>
-          <w:szCs w:val="21"/>
-          <w:bdr w:val="single" w:sz="2" w:space="0" w:color="E5E7EB" w:frame="1"/>
-          <w:lang w:eastAsia="en-KE"/>
-        </w:rPr>
-        <w:t>ADX(</w:t>
-      </w:r>
-      <w:proofErr w:type="gramEnd"/>
-      <w:r>
-        <w:rPr>
-          <w:rFonts w:ascii="Inter" w:eastAsia="Times New Roman" w:hAnsi="Inter" w:cs="Times New Roman"/>
-          <w:b/>
-          <w:bCs/>
-          <w:i/>
-          <w:iCs/>
-          <w:color w:val="C7C2BC"/>
-          <w:sz w:val="21"/>
-          <w:szCs w:val="21"/>
-          <w:bdr w:val="single" w:sz="2" w:space="0" w:color="E5E7EB" w:frame="1"/>
-          <w:lang w:eastAsia="en-KE"/>
-        </w:rPr>
-        <w:t>14)</w:t>
-      </w:r>
-      <w:r>
-        <w:rPr>
-          <w:rFonts w:ascii="Inter" w:eastAsia="Times New Roman" w:hAnsi="Inter" w:cs="Times New Roman"/>
-          <w:i/>
-          <w:iCs/>
-          <w:color w:val="C7C2BC"/>
-          <w:sz w:val="21"/>
-          <w:szCs w:val="21"/>
-          <w:lang w:eastAsia="en-KE"/>
-        </w:rPr>
-        <w:t> (H1 or M15) — must NOT contradict H4:</w:t>
-      </w:r>
-    </w:p>
-    <w:p>
-      <w:pPr>
-        <w:numPr>
-          <w:ilvl w:val="1"/>
-          <w:numId w:val="20"/>
-        </w:numPr>
-        <w:pBdr>
-          <w:top w:val="single" w:sz="2" w:space="0" w:color="E5E7EB"/>
-          <w:left w:val="single" w:sz="2" w:space="0" w:color="E5E7EB"/>
-          <w:bottom w:val="single" w:sz="2" w:space="0" w:color="E5E7EB"/>
-          <w:right w:val="single" w:sz="2" w:space="0" w:color="E5E7EB"/>
-        </w:pBdr>
-        <w:shd w:val="clear" w:color="auto" w:fill="252523"/>
-        <w:spacing w:before="68" w:after="68" w:line="240" w:lineRule="auto"/>
-        <w:rPr>
-          <w:rFonts w:ascii="Inter" w:eastAsia="Times New Roman" w:hAnsi="Inter" w:cs="Times New Roman"/>
-          <w:i/>
-          <w:iCs/>
-          <w:color w:val="C7C2BC"/>
-          <w:sz w:val="21"/>
-          <w:szCs w:val="21"/>
-          <w:lang w:eastAsia="en-KE"/>
-        </w:rPr>
-      </w:pPr>
-      <w:r>
-        <w:rPr>
-          <w:rFonts w:ascii="Inter" w:eastAsia="Times New Roman" w:hAnsi="Inter" w:cs="Times New Roman"/>
-          <w:i/>
-          <w:iCs/>
-          <w:color w:val="C7C2BC"/>
-          <w:sz w:val="21"/>
-          <w:szCs w:val="21"/>
-          <w:lang w:eastAsia="en-KE"/>
-        </w:rPr>
-        <w:t xml:space="preserve">H4 Trending + Entry TF &lt; 20 → </w:t>
-      </w:r>
-      <w:r>
-        <w:rPr>
-          <w:rFonts w:ascii="Segoe UI Emoji" w:eastAsia="Times New Roman" w:hAnsi="Segoe UI Emoji" w:cs="Segoe UI Emoji"/>
-          <w:i/>
-          <w:iCs/>
-          <w:color w:val="C7C2BC"/>
-          <w:sz w:val="21"/>
-          <w:szCs w:val="21"/>
-          <w:lang w:eastAsia="en-KE"/>
-        </w:rPr>
-        <w:t>❌</w:t>
-      </w:r>
-      <w:r>
-        <w:rPr>
-          <w:rFonts w:ascii="Inter" w:eastAsia="Times New Roman" w:hAnsi="Inter" w:cs="Times New Roman"/>
-          <w:i/>
-          <w:iCs/>
-          <w:color w:val="C7C2BC"/>
-          <w:sz w:val="21"/>
-          <w:szCs w:val="21"/>
-          <w:lang w:eastAsia="en-KE"/>
-        </w:rPr>
-        <w:t xml:space="preserve"> No bounce. Wait for entry TF to confirm trend (ADX </w:t>
-      </w:r>
-      <w:r>
-        <w:rPr>
-          <w:rFonts w:ascii="Cambria" w:eastAsia="Times New Roman" w:hAnsi="Cambria" w:cs="Cambria"/>
-          <w:i/>
-          <w:iCs/>
-          <w:color w:val="C7C2BC"/>
-          <w:sz w:val="21"/>
-          <w:szCs w:val="21"/>
-          <w:lang w:eastAsia="en-KE"/>
-        </w:rPr>
-        <w:t>≥</w:t>
-      </w:r>
-      <w:r>
-        <w:rPr>
-          <w:rFonts w:ascii="Inter" w:eastAsia="Times New Roman" w:hAnsi="Inter" w:cs="Times New Roman"/>
-          <w:i/>
-          <w:iCs/>
-          <w:color w:val="C7C2BC"/>
-          <w:sz w:val="21"/>
-          <w:szCs w:val="21"/>
-          <w:lang w:eastAsia="en-KE"/>
-        </w:rPr>
-        <w:t xml:space="preserve"> 25) or stand aside</w:t>
-      </w:r>
-    </w:p>
-    <w:p>
-      <w:pPr>
-        <w:numPr>
-          <w:ilvl w:val="1"/>
-          <w:numId w:val="20"/>
-        </w:numPr>
-        <w:pBdr>
-          <w:top w:val="single" w:sz="2" w:space="0" w:color="E5E7EB"/>
-          <w:left w:val="single" w:sz="2" w:space="0" w:color="E5E7EB"/>
-          <w:bottom w:val="single" w:sz="2" w:space="0" w:color="E5E7EB"/>
-          <w:right w:val="single" w:sz="2" w:space="0" w:color="E5E7EB"/>
-        </w:pBdr>
-        <w:shd w:val="clear" w:color="auto" w:fill="252523"/>
-        <w:spacing w:before="68" w:after="68" w:line="240" w:lineRule="auto"/>
-        <w:rPr>
-          <w:rFonts w:ascii="Inter" w:eastAsia="Times New Roman" w:hAnsi="Inter" w:cs="Times New Roman"/>
-          <w:i/>
-          <w:iCs/>
-          <w:color w:val="C7C2BC"/>
-          <w:sz w:val="21"/>
-          <w:szCs w:val="21"/>
-          <w:lang w:eastAsia="en-KE"/>
-        </w:rPr>
-      </w:pPr>
-      <w:r>
-        <w:rPr>
-          <w:rFonts w:ascii="Inter" w:eastAsia="Times New Roman" w:hAnsi="Inter" w:cs="Times New Roman"/>
-          <w:i/>
-          <w:iCs/>
-          <w:color w:val="C7C2BC"/>
-          <w:sz w:val="21"/>
-          <w:szCs w:val="21"/>
-          <w:lang w:eastAsia="en-KE"/>
-        </w:rPr>
-        <w:t xml:space="preserve">H4 Ranging + Entry TF ≥ 25 → </w:t>
-      </w:r>
-      <w:r>
-        <w:rPr>
-          <w:rFonts w:ascii="Segoe UI Emoji" w:eastAsia="Times New Roman" w:hAnsi="Segoe UI Emoji" w:cs="Segoe UI Emoji"/>
-          <w:i/>
-          <w:iCs/>
-          <w:color w:val="C7C2BC"/>
-          <w:sz w:val="21"/>
-          <w:szCs w:val="21"/>
-          <w:lang w:eastAsia="en-KE"/>
-        </w:rPr>
-        <w:t>⚠️</w:t>
-      </w:r>
-      <w:r>
-        <w:rPr>
-          <w:rFonts w:ascii="Inter" w:eastAsia="Times New Roman" w:hAnsi="Inter" w:cs="Times New Roman"/>
-          <w:i/>
-          <w:iCs/>
-          <w:color w:val="C7C2BC"/>
-          <w:sz w:val="21"/>
-          <w:szCs w:val="21"/>
-          <w:lang w:eastAsia="en-KE"/>
-        </w:rPr>
-        <w:t xml:space="preserve"> Likely micro-trend within range. Bounce permitted at 50% size only. Do NOT take breakout methods</w:t>
-      </w:r>
-    </w:p>
-    <w:p>
-      <w:pPr>
-        <w:numPr>
-          <w:ilvl w:val="1"/>
-          <w:numId w:val="20"/>
-        </w:numPr>
-        <w:pBdr>
-          <w:top w:val="single" w:sz="2" w:space="0" w:color="E5E7EB"/>
-          <w:left w:val="single" w:sz="2" w:space="0" w:color="E5E7EB"/>
-          <w:bottom w:val="single" w:sz="2" w:space="0" w:color="E5E7EB"/>
-          <w:right w:val="single" w:sz="2" w:space="0" w:color="E5E7EB"/>
-        </w:pBdr>
-        <w:shd w:val="clear" w:color="auto" w:fill="252523"/>
-        <w:spacing w:before="68" w:after="68" w:line="240" w:lineRule="auto"/>
-        <w:rPr>
-          <w:rFonts w:ascii="Inter" w:eastAsia="Times New Roman" w:hAnsi="Inter" w:cs="Times New Roman"/>
-          <w:i/>
-          <w:iCs/>
-          <w:color w:val="C7C2BC"/>
-          <w:sz w:val="21"/>
-          <w:szCs w:val="21"/>
-          <w:lang w:eastAsia="en-KE"/>
-        </w:rPr>
-      </w:pPr>
-      <w:r>
-        <w:rPr>
-          <w:rFonts w:ascii="Inter" w:eastAsia="Times New Roman" w:hAnsi="Inter" w:cs="Times New Roman"/>
-          <w:i/>
-          <w:iCs/>
-          <w:color w:val="C7C2BC"/>
+          <w:color w:val="F2F2F2" w:themeColor="background1" w:themeShade="F2"/>
           <w:sz w:val="21"/>
           <w:szCs w:val="21"/>
           <w:lang w:eastAsia="en-KE"/>
         </w:rPr>
         <w:t>H4 and Entry TF agree → Full conviction, standard sizing</w:t>
-      </w:r>
-    </w:p>
-    <w:p>
-      <w:pPr>
-        <w:pBdr>
-          <w:top w:val="single" w:sz="2" w:space="0" w:color="E5E7EB"/>
-          <w:left w:val="single" w:sz="2" w:space="0" w:color="E5E7EB"/>
-          <w:bottom w:val="single" w:sz="2" w:space="0" w:color="E5E7EB"/>
-          <w:right w:val="single" w:sz="2" w:space="0" w:color="E5E7EB"/>
-        </w:pBdr>
-        <w:shd w:val="clear" w:color="auto" w:fill="252523"/>
-        <w:spacing w:before="274" w:after="274" w:line="240" w:lineRule="auto"/>
-        <w:rPr>
-          <w:rFonts w:ascii="Inter" w:eastAsia="Times New Roman" w:hAnsi="Inter" w:cs="Times New Roman"/>
-          <w:i/>
-          <w:iCs/>
-          <w:color w:val="C7C2BC"/>
-          <w:sz w:val="21"/>
-          <w:szCs w:val="21"/>
-          <w:lang w:eastAsia="en-KE"/>
-        </w:rPr>
-      </w:pPr>
-      <w:r>
-        <w:rPr>
-          <w:rFonts w:ascii="Segoe UI Emoji" w:eastAsia="Times New Roman" w:hAnsi="Segoe UI Emoji" w:cs="Segoe UI Emoji"/>
-          <w:i/>
-          <w:iCs/>
-          <w:color w:val="C7C2BC"/>
-          <w:sz w:val="21"/>
-          <w:szCs w:val="21"/>
-          <w:lang w:eastAsia="en-KE"/>
-        </w:rPr>
-        <w:t>⚠️</w:t>
-      </w:r>
-      <w:r>
-        <w:rPr>
-          <w:rFonts w:ascii="Inter" w:eastAsia="Times New Roman" w:hAnsi="Inter" w:cs="Times New Roman"/>
-          <w:i/>
-          <w:iCs/>
-          <w:color w:val="C7C2BC"/>
-          <w:sz w:val="21"/>
-          <w:szCs w:val="21"/>
-          <w:lang w:eastAsia="en-KE"/>
-        </w:rPr>
-        <w:t xml:space="preserve"> Regime mismatch is the #1 failure mode. When in doubt, stand aside.</w:t>
       </w:r>
     </w:p>
     <w:tbl>
@@ -1288,7 +1170,6 @@
                 <w:szCs w:val="21"/>
                 <w:lang w:eastAsia="en-KE"/>
               </w:rPr>
-              <w:lastRenderedPageBreak/>
               <w:t>≥ 25 (rising)</w:t>
             </w:r>
           </w:p>
@@ -1387,6 +1268,7 @@
           <w:szCs w:val="21"/>
           <w:lang w:eastAsia="en-KE"/>
         </w:rPr>
+        <w:lastRenderedPageBreak/>
         <w:t>⚠️</w:t>
       </w:r>
       <w:r>
@@ -2136,7 +2018,6 @@
           <w:szCs w:val="24"/>
           <w:lang w:eastAsia="en-KE"/>
         </w:rPr>
-        <w:lastRenderedPageBreak/>
         <w:pict w14:anchorId="2A5323FD">
           <v:rect id="_x0000_i1028" style="width:0;height:0" o:hralign="center" o:hrstd="t" o:hr="t" fillcolor="#a0a0a0" stroked="f"/>
         </w:pict>
@@ -2225,54 +2106,22 @@
         <w:shd w:val="clear" w:color="auto" w:fill="252523"/>
         <w:spacing w:before="68" w:after="68" w:line="240" w:lineRule="auto"/>
         <w:rPr>
-          <w:rFonts w:ascii="Inter" w:eastAsia="Times New Roman" w:hAnsi="Inter" w:cs="Times New Roman"/>
-          <w:color w:val="F4F0EB"/>
-          <w:sz w:val="21"/>
-          <w:szCs w:val="21"/>
-          <w:lang w:eastAsia="en-KE"/>
-        </w:rPr>
-      </w:pPr>
-      <w:r>
-        <w:rPr>
           <w:rFonts w:ascii="Segoe UI Emoji" w:eastAsia="Times New Roman" w:hAnsi="Segoe UI Emoji" w:cs="Segoe UI Emoji"/>
           <w:color w:val="F4F0EB"/>
           <w:sz w:val="21"/>
           <w:szCs w:val="21"/>
           <w:lang w:eastAsia="en-KE"/>
         </w:rPr>
-        <w:t>✅</w:t>
-      </w:r>
-      <w:r>
-        <w:rPr>
-          <w:rFonts w:ascii="Inter" w:eastAsia="Times New Roman" w:hAnsi="Inter" w:cs="Times New Roman"/>
-          <w:color w:val="F4F0EB"/>
-          <w:sz w:val="21"/>
-          <w:szCs w:val="21"/>
-          <w:lang w:eastAsia="en-KE"/>
-        </w:rPr>
-        <w:t xml:space="preserve"> </w:t>
-      </w:r>
-      <w:proofErr w:type="gramStart"/>
-      <w:r>
-        <w:rPr>
-          <w:rFonts w:ascii="Inter" w:eastAsia="Times New Roman" w:hAnsi="Inter" w:cs="Times New Roman"/>
-          <w:color w:val="F4F0EB"/>
-          <w:sz w:val="21"/>
-          <w:szCs w:val="21"/>
-          <w:lang w:eastAsia="en-KE"/>
-        </w:rPr>
-        <w:t>ADX(</w:t>
-      </w:r>
-      <w:proofErr w:type="gramEnd"/>
-      <w:r>
-        <w:rPr>
-          <w:rFonts w:ascii="Inter" w:eastAsia="Times New Roman" w:hAnsi="Inter" w:cs="Times New Roman"/>
-          <w:color w:val="F4F0EB"/>
-          <w:sz w:val="21"/>
-          <w:szCs w:val="21"/>
-          <w:lang w:eastAsia="en-KE"/>
-        </w:rPr>
-        <w:t>14) &lt; 20</w:t>
+      </w:pPr>
+      <w:r>
+        <w:rPr>
+          <w:rFonts w:ascii="Segoe UI Emoji" w:eastAsia="Times New Roman" w:hAnsi="Segoe UI Emoji" w:cs="Segoe UI Emoji"/>
+          <w:color w:val="F4F0EB"/>
+          <w:sz w:val="21"/>
+          <w:szCs w:val="21"/>
+          <w:lang w:eastAsia="en-KE"/>
+        </w:rPr>
+        <w:t>✅ ADX(14) &lt; 20</w:t>
       </w:r>
     </w:p>
     <w:p>
@@ -2290,52 +2139,23 @@
         <w:shd w:val="clear" w:color="auto" w:fill="252523"/>
         <w:spacing w:before="68" w:after="68" w:line="240" w:lineRule="auto"/>
         <w:rPr>
-          <w:rFonts w:ascii="Inter" w:eastAsia="Times New Roman" w:hAnsi="Inter" w:cs="Times New Roman"/>
-          <w:color w:val="F4F0EB"/>
-          <w:sz w:val="21"/>
-          <w:szCs w:val="21"/>
-          <w:lang w:eastAsia="en-KE"/>
-        </w:rPr>
-      </w:pPr>
-      <w:r>
-        <w:rPr>
           <w:rFonts w:ascii="Segoe UI Emoji" w:eastAsia="Times New Roman" w:hAnsi="Segoe UI Emoji" w:cs="Segoe UI Emoji"/>
           <w:color w:val="F4F0EB"/>
           <w:sz w:val="21"/>
           <w:szCs w:val="21"/>
           <w:lang w:eastAsia="en-KE"/>
         </w:rPr>
-        <w:t>✅</w:t>
-      </w:r>
-      <w:r>
-        <w:rPr>
-          <w:rFonts w:ascii="Inter" w:eastAsia="Times New Roman" w:hAnsi="Inter" w:cs="Times New Roman"/>
-          <w:color w:val="F4F0EB"/>
-          <w:sz w:val="21"/>
-          <w:szCs w:val="21"/>
-          <w:lang w:eastAsia="en-KE"/>
-        </w:rPr>
-        <w:t xml:space="preserve"> Master Bias aligned (long at support) </w:t>
-      </w:r>
-      <w:r>
-        <w:rPr>
-          <w:rFonts w:ascii="Cambria" w:eastAsia="Times New Roman" w:hAnsi="Cambria" w:cs="Cambria"/>
-          <w:color w:val="F4F0EB"/>
-          <w:sz w:val="21"/>
-          <w:szCs w:val="21"/>
-          <w:lang w:eastAsia="en-KE"/>
-        </w:rPr>
-        <w:t>—</w:t>
-      </w:r>
-      <w:r>
-        <w:rPr>
-          <w:rFonts w:ascii="Inter" w:eastAsia="Times New Roman" w:hAnsi="Inter" w:cs="Times New Roman"/>
-          <w:color w:val="F4F0EB"/>
-          <w:sz w:val="21"/>
-          <w:szCs w:val="21"/>
-          <w:lang w:eastAsia="en-KE"/>
-        </w:rPr>
-        <w:t xml:space="preserve"> if neutral, reduce size 50%</w:t>
+      </w:pPr>
+      <w:r>
+        <w:rPr>
+          <w:rFonts w:ascii="Segoe UI Emoji" w:eastAsia="Times New Roman" w:hAnsi="Segoe UI Emoji" w:cs="Segoe UI Emoji"/>
+          <w:color w:val="F4F0EB"/>
+          <w:sz w:val="21"/>
+          <w:szCs w:val="21"/>
+          <w:lang w:eastAsia="en-KE"/>
+        </w:rPr>
+        <w:lastRenderedPageBreak/>
+        <w:t>✅ Master Bias aligned (long at support) — if neutral, execute strictly at 50% position size.</w:t>
       </w:r>
     </w:p>
     <w:p>
@@ -2353,32 +2173,22 @@
         <w:shd w:val="clear" w:color="auto" w:fill="252523"/>
         <w:spacing w:before="68" w:after="68" w:line="240" w:lineRule="auto"/>
         <w:rPr>
-          <w:rFonts w:ascii="Inter" w:eastAsia="Times New Roman" w:hAnsi="Inter" w:cs="Times New Roman"/>
-          <w:color w:val="F4F0EB"/>
-          <w:sz w:val="21"/>
-          <w:szCs w:val="21"/>
-          <w:lang w:eastAsia="en-KE"/>
-        </w:rPr>
-      </w:pPr>
-      <w:r>
-        <w:rPr>
           <w:rFonts w:ascii="Segoe UI Emoji" w:eastAsia="Times New Roman" w:hAnsi="Segoe UI Emoji" w:cs="Segoe UI Emoji"/>
           <w:color w:val="F4F0EB"/>
           <w:sz w:val="21"/>
           <w:szCs w:val="21"/>
           <w:lang w:eastAsia="en-KE"/>
         </w:rPr>
-        <w:t>✅</w:t>
-      </w:r>
-      <w:r>
-        <w:rPr>
-          <w:rFonts w:ascii="Inter" w:eastAsia="Times New Roman" w:hAnsi="Inter" w:cs="Times New Roman"/>
-          <w:color w:val="F4F0EB"/>
-          <w:sz w:val="21"/>
-          <w:szCs w:val="21"/>
-          <w:lang w:eastAsia="en-KE"/>
-        </w:rPr>
-        <w:t xml:space="preserve"> Price enters S/R zone and closes at least 1 complete candle inside zone</w:t>
+      </w:pPr>
+      <w:r>
+        <w:rPr>
+          <w:rFonts w:ascii="Segoe UI Emoji" w:eastAsia="Times New Roman" w:hAnsi="Segoe UI Emoji" w:cs="Segoe UI Emoji"/>
+          <w:color w:val="F4F0EB"/>
+          <w:sz w:val="21"/>
+          <w:szCs w:val="21"/>
+          <w:lang w:eastAsia="en-KE"/>
+        </w:rPr>
+        <w:t>✅ Price enters S/R zone and closes at least 1 complete candle inside zone</w:t>
       </w:r>
     </w:p>
     <w:p>
@@ -2396,32 +2206,22 @@
         <w:shd w:val="clear" w:color="auto" w:fill="252523"/>
         <w:spacing w:before="68" w:after="68" w:line="240" w:lineRule="auto"/>
         <w:rPr>
-          <w:rFonts w:ascii="Inter" w:eastAsia="Times New Roman" w:hAnsi="Inter" w:cs="Times New Roman"/>
-          <w:color w:val="F4F0EB"/>
-          <w:sz w:val="21"/>
-          <w:szCs w:val="21"/>
-          <w:lang w:eastAsia="en-KE"/>
-        </w:rPr>
-      </w:pPr>
-      <w:r>
-        <w:rPr>
           <w:rFonts w:ascii="Segoe UI Emoji" w:eastAsia="Times New Roman" w:hAnsi="Segoe UI Emoji" w:cs="Segoe UI Emoji"/>
           <w:color w:val="F4F0EB"/>
           <w:sz w:val="21"/>
           <w:szCs w:val="21"/>
           <w:lang w:eastAsia="en-KE"/>
         </w:rPr>
-        <w:t>✅</w:t>
-      </w:r>
-      <w:r>
-        <w:rPr>
-          <w:rFonts w:ascii="Inter" w:eastAsia="Times New Roman" w:hAnsi="Inter" w:cs="Times New Roman"/>
-          <w:color w:val="F4F0EB"/>
-          <w:sz w:val="21"/>
-          <w:szCs w:val="21"/>
-          <w:lang w:eastAsia="en-KE"/>
-        </w:rPr>
-        <w:t xml:space="preserve"> RSI divergence (price makes lower low, RSI makes higher low) OR RSI &lt; 30</w:t>
+      </w:pPr>
+      <w:r>
+        <w:rPr>
+          <w:rFonts w:ascii="Segoe UI Emoji" w:eastAsia="Times New Roman" w:hAnsi="Segoe UI Emoji" w:cs="Segoe UI Emoji"/>
+          <w:color w:val="F4F0EB"/>
+          <w:sz w:val="21"/>
+          <w:szCs w:val="21"/>
+          <w:lang w:eastAsia="en-KE"/>
+        </w:rPr>
+        <w:t>✅ RSI divergence (price makes lower low, RSI makes higher low) OR RSI &lt; 30 (Requires a 20-bar lookback window to confirm institutional structural divergence).</w:t>
       </w:r>
     </w:p>
     <w:p>
@@ -2439,52 +2239,22 @@
         <w:shd w:val="clear" w:color="auto" w:fill="252523"/>
         <w:spacing w:before="68" w:after="68" w:line="240" w:lineRule="auto"/>
         <w:rPr>
-          <w:rFonts w:ascii="Inter" w:eastAsia="Times New Roman" w:hAnsi="Inter" w:cs="Times New Roman"/>
-          <w:color w:val="F4F0EB"/>
-          <w:sz w:val="21"/>
-          <w:szCs w:val="21"/>
-          <w:lang w:eastAsia="en-KE"/>
-        </w:rPr>
-      </w:pPr>
-      <w:r>
-        <w:rPr>
           <w:rFonts w:ascii="Segoe UI Emoji" w:eastAsia="Times New Roman" w:hAnsi="Segoe UI Emoji" w:cs="Segoe UI Emoji"/>
           <w:color w:val="F4F0EB"/>
           <w:sz w:val="21"/>
           <w:szCs w:val="21"/>
           <w:lang w:eastAsia="en-KE"/>
         </w:rPr>
-        <w:t>✅</w:t>
-      </w:r>
-      <w:r>
-        <w:rPr>
-          <w:rFonts w:ascii="Inter" w:eastAsia="Times New Roman" w:hAnsi="Inter" w:cs="Times New Roman"/>
-          <w:color w:val="F4F0EB"/>
-          <w:sz w:val="21"/>
-          <w:szCs w:val="21"/>
-          <w:lang w:eastAsia="en-KE"/>
-        </w:rPr>
-        <w:t xml:space="preserve"> Volume spike: current candle &gt;1.3</w:t>
-      </w:r>
-      <w:r>
-        <w:rPr>
-          <w:rFonts w:ascii="Cambria" w:eastAsia="Times New Roman" w:hAnsi="Cambria" w:cs="Cambria"/>
-          <w:color w:val="F4F0EB"/>
-          <w:sz w:val="21"/>
-          <w:szCs w:val="21"/>
-          <w:lang w:eastAsia="en-KE"/>
-        </w:rPr>
-        <w:t>×</w:t>
-      </w:r>
-      <w:r>
-        <w:rPr>
-          <w:rFonts w:ascii="Inter" w:eastAsia="Times New Roman" w:hAnsi="Inter" w:cs="Times New Roman"/>
-          <w:color w:val="F4F0EB"/>
-          <w:sz w:val="21"/>
-          <w:szCs w:val="21"/>
-          <w:lang w:eastAsia="en-KE"/>
-        </w:rPr>
-        <w:t xml:space="preserve"> 20-period average (skip if unavailable on FX)</w:t>
+      </w:pPr>
+      <w:r>
+        <w:rPr>
+          <w:rFonts w:ascii="Segoe UI Emoji" w:eastAsia="Times New Roman" w:hAnsi="Segoe UI Emoji" w:cs="Segoe UI Emoji"/>
+          <w:color w:val="F4F0EB"/>
+          <w:sz w:val="21"/>
+          <w:szCs w:val="21"/>
+          <w:lang w:eastAsia="en-KE"/>
+        </w:rPr>
+        <w:t>✅ Volume spike: current candle &gt;1.3× 20-period average (skip if unavailable on FX)</w:t>
       </w:r>
     </w:p>
     <w:p>
@@ -2517,21 +2287,11 @@
           <w:szCs w:val="21"/>
           <w:lang w:eastAsia="en-KE"/>
         </w:rPr>
-        <w:t>✅</w:t>
-      </w:r>
-      <w:r>
-        <w:rPr>
-          <w:rFonts w:ascii="Inter" w:eastAsia="Times New Roman" w:hAnsi="Inter" w:cs="Times New Roman"/>
-          <w:color w:val="F4F0EB"/>
-          <w:sz w:val="21"/>
-          <w:szCs w:val="21"/>
-          <w:lang w:eastAsia="en-KE"/>
-        </w:rPr>
-        <w:t xml:space="preserve"> Confirmation candle: Bullish Engulfing, Hammer (lower wick </w:t>
-      </w:r>
-      <w:r>
-        <w:rPr>
-          <w:rFonts w:ascii="Cambria" w:eastAsia="Times New Roman" w:hAnsi="Cambria" w:cs="Cambria"/>
+        <w:t xml:space="preserve">✅ Confirmation candle: Bullish Engulfing, Hammer (lower wick </w:t>
+      </w:r>
+      <w:r>
+        <w:rPr>
+          <w:rFonts w:ascii="Arial" w:eastAsia="Times New Roman" w:hAnsi="Arial" w:cs="Arial"/>
           <w:color w:val="F4F0EB"/>
           <w:sz w:val="21"/>
           <w:szCs w:val="21"/>
@@ -2541,33 +2301,13 @@
       </w:r>
       <w:r>
         <w:rPr>
-          <w:rFonts w:ascii="Inter" w:eastAsia="Times New Roman" w:hAnsi="Inter" w:cs="Times New Roman"/>
-          <w:color w:val="F4F0EB"/>
-          <w:sz w:val="21"/>
-          <w:szCs w:val="21"/>
-          <w:lang w:eastAsia="en-KE"/>
-        </w:rPr>
-        <w:t>2</w:t>
-      </w:r>
-      <w:r>
-        <w:rPr>
-          <w:rFonts w:ascii="Cambria" w:eastAsia="Times New Roman" w:hAnsi="Cambria" w:cs="Cambria"/>
-          <w:color w:val="F4F0EB"/>
-          <w:sz w:val="21"/>
-          <w:szCs w:val="21"/>
-          <w:lang w:eastAsia="en-KE"/>
-        </w:rPr>
-        <w:t>×</w:t>
-      </w:r>
-      <w:r>
-        <w:rPr>
-          <w:rFonts w:ascii="Inter" w:eastAsia="Times New Roman" w:hAnsi="Inter" w:cs="Times New Roman"/>
-          <w:color w:val="F4F0EB"/>
-          <w:sz w:val="21"/>
-          <w:szCs w:val="21"/>
-          <w:lang w:eastAsia="en-KE"/>
-        </w:rPr>
-        <w:t xml:space="preserve"> body), or Morning Star</w:t>
+          <w:rFonts w:ascii="Segoe UI Emoji" w:eastAsia="Times New Roman" w:hAnsi="Segoe UI Emoji" w:cs="Segoe UI Emoji"/>
+          <w:color w:val="F4F0EB"/>
+          <w:sz w:val="21"/>
+          <w:szCs w:val="21"/>
+          <w:lang w:eastAsia="en-KE"/>
+        </w:rPr>
+        <w:t>2× body), or Morning Star</w:t>
       </w:r>
     </w:p>
     <w:p>
@@ -2600,7 +2340,7 @@
           <w:szCs w:val="21"/>
           <w:lang w:eastAsia="en-KE"/>
         </w:rPr>
-        <w:t>Enter on open of candle after confirmation completes</w:t>
+        <w:t>Enter on open of candle after confirmation completes.</w:t>
       </w:r>
     </w:p>
     <w:p>
@@ -2642,7 +2382,17 @@
           <w:szCs w:val="21"/>
           <w:lang w:eastAsia="en-KE"/>
         </w:rPr>
-        <w:t> Mirror of long — reverse all directions. Use Bearish Engulfing, Shooting Star, or Evening Star.</w:t>
+        <w:t> </w:t>
+      </w:r>
+      <w:r>
+        <w:rPr>
+          <w:rFonts w:ascii="Inter" w:eastAsia="Times New Roman" w:hAnsi="Inter" w:cs="Times New Roman"/>
+          <w:color w:val="F4F0EB"/>
+          <w:sz w:val="21"/>
+          <w:szCs w:val="21"/>
+          <w:lang w:eastAsia="en-KE"/>
+        </w:rPr>
+        <w:t>Mirror of long — reverse all directions. Use Bearish Engulfing, Shooting Star, or Evening Star.</w:t>
       </w:r>
     </w:p>
     <w:p>
@@ -2720,7 +2470,17 @@
           <w:szCs w:val="21"/>
           <w:lang w:eastAsia="en-KE"/>
         </w:rPr>
-        <w:t> Zone extreme + 0.5 ATR buffer beyond (minimum 1.0 ATR from entry)</w:t>
+        <w:t> </w:t>
+      </w:r>
+      <w:r>
+        <w:rPr>
+          <w:rFonts w:ascii="Inter" w:eastAsia="Times New Roman" w:hAnsi="Inter" w:cs="Times New Roman"/>
+          <w:color w:val="F4F0EB"/>
+          <w:sz w:val="21"/>
+          <w:szCs w:val="21"/>
+          <w:lang w:eastAsia="en-KE"/>
+        </w:rPr>
+        <w:t>Zone extreme + 0.5 ATR buffer beyond (minimum 1.0 ATR from entry) OR utilize a static 2.5 ATR failsafe stop.</w:t>
       </w:r>
     </w:p>
     <w:p>
@@ -2766,7 +2526,17 @@
           <w:szCs w:val="21"/>
           <w:lang w:eastAsia="en-KE"/>
         </w:rPr>
-        <w:t> Next opposite S/R level → close 50%, move stop to entry + 0.1 ATR</w:t>
+        <w:t> </w:t>
+      </w:r>
+      <w:r>
+        <w:rPr>
+          <w:rFonts w:ascii="Inter" w:eastAsia="Times New Roman" w:hAnsi="Inter" w:cs="Times New Roman"/>
+          <w:color w:val="F4F0EB"/>
+          <w:sz w:val="21"/>
+          <w:szCs w:val="21"/>
+          <w:lang w:eastAsia="en-KE"/>
+        </w:rPr>
+        <w:t>Next opposing S/R level (Volume Profile node) → close 75%.</w:t>
       </w:r>
     </w:p>
     <w:p>
@@ -2802,17 +2572,66 @@
           <w:bdr w:val="single" w:sz="2" w:space="0" w:color="E5E7EB" w:frame="1"/>
           <w:lang w:eastAsia="en-KE"/>
         </w:rPr>
-        <w:t>Trail:</w:t>
-      </w:r>
-      <w:r>
-        <w:rPr>
-          <w:rFonts w:ascii="Inter" w:eastAsia="Times New Roman" w:hAnsi="Inter" w:cs="Times New Roman"/>
-          <w:color w:val="F4F0EB"/>
-          <w:sz w:val="21"/>
-          <w:szCs w:val="21"/>
-          <w:lang w:eastAsia="en-KE"/>
-        </w:rPr>
-        <w:t> Remainder trails behind structural pivots (higher-lows for long, lower-highs for short)</w:t>
+        <w:t>TP</w:t>
+      </w:r>
+      <w:r>
+        <w:rPr>
+          <w:rFonts w:ascii="Inter" w:eastAsia="Times New Roman" w:hAnsi="Inter" w:cs="Times New Roman"/>
+          <w:b/>
+          <w:bCs/>
+          <w:color w:val="F4F0EB"/>
+          <w:sz w:val="21"/>
+          <w:szCs w:val="21"/>
+          <w:bdr w:val="single" w:sz="2" w:space="0" w:color="E5E7EB" w:frame="1"/>
+          <w:lang w:val="en-US" w:eastAsia="en-KE"/>
+        </w:rPr>
+        <w:t>2</w:t>
+      </w:r>
+      <w:r>
+        <w:rPr>
+          <w:rFonts w:ascii="Inter" w:eastAsia="Times New Roman" w:hAnsi="Inter" w:cs="Times New Roman"/>
+          <w:b/>
+          <w:bCs/>
+          <w:color w:val="F4F0EB"/>
+          <w:sz w:val="21"/>
+          <w:szCs w:val="21"/>
+          <w:bdr w:val="single" w:sz="2" w:space="0" w:color="E5E7EB" w:frame="1"/>
+          <w:lang w:eastAsia="en-KE"/>
+        </w:rPr>
+        <w:t>:</w:t>
+      </w:r>
+      <w:r>
+        <w:rPr>
+          <w:rFonts w:ascii="Inter" w:eastAsia="Times New Roman" w:hAnsi="Inter" w:cs="Times New Roman"/>
+          <w:b/>
+          <w:bCs/>
+          <w:color w:val="F4F0EB"/>
+          <w:sz w:val="21"/>
+          <w:szCs w:val="21"/>
+          <w:bdr w:val="single" w:sz="2" w:space="0" w:color="E5E7EB" w:frame="1"/>
+          <w:lang w:val="en-US" w:eastAsia="en-KE"/>
+        </w:rPr>
+        <w:t xml:space="preserve"> </w:t>
+      </w:r>
+      <w:r>
+        <w:rPr>
+          <w:rFonts w:ascii="Inter" w:eastAsia="Times New Roman" w:hAnsi="Inter" w:cs="Times New Roman"/>
+          <w:color w:val="F4F0EB"/>
+          <w:sz w:val="21"/>
+          <w:szCs w:val="21"/>
+          <w:lang w:val="en-US" w:eastAsia="en-KE"/>
+        </w:rPr>
+        <w:t xml:space="preserve"> </w:t>
+      </w:r>
+      <w:r>
+        <w:rPr>
+          <w:rFonts w:ascii="Inter" w:eastAsia="Times New Roman" w:hAnsi="Inter" w:cs="Times New Roman"/>
+          <w:color w:val="F4F0EB"/>
+          <w:sz w:val="21"/>
+          <w:szCs w:val="21"/>
+          <w:lang w:eastAsia="en-KE"/>
+        </w:rPr>
+        <w:t>Hard target placed 0.5 ATR beyond opposing S/R level (anticipating a false breakout/liquidity hunt) → close remaining 25%.</w:t>
       </w:r>
     </w:p>
     <w:p>
@@ -2848,9 +2667,11 @@
           <w:bdr w:val="single" w:sz="2" w:space="0" w:color="E5E7EB" w:frame="1"/>
           <w:lang w:eastAsia="en-KE"/>
         </w:rPr>
-        <w:t xml:space="preserve">Time </w:t>
-      </w:r>
-      <w:proofErr w:type="gramStart"/>
+        <w:t>Trail</w:t>
+      </w:r>
+      <w:r>
+        <w:t xml:space="preserve"> </w:t>
+      </w:r>
       <w:r>
         <w:rPr>
           <w:rFonts w:ascii="Inter" w:eastAsia="Times New Roman" w:hAnsi="Inter" w:cs="Times New Roman"/>
@@ -2862,9 +2683,8 @@
           <w:bdr w:val="single" w:sz="2" w:space="0" w:color="E5E7EB" w:frame="1"/>
           <w:lang w:eastAsia="en-KE"/>
         </w:rPr>
-        <w:t>stop</w:t>
-      </w:r>
-      <w:proofErr w:type="gramEnd"/>
+        <w:t>/Breakeven</w:t>
+      </w:r>
       <w:r>
         <w:rPr>
           <w:rFonts w:ascii="Inter" w:eastAsia="Times New Roman" w:hAnsi="Inter" w:cs="Times New Roman"/>
@@ -2886,7 +2706,27 @@
           <w:szCs w:val="21"/>
           <w:lang w:eastAsia="en-KE"/>
         </w:rPr>
-        <w:t> If TP1 not hit within 8 bars on entry TF → exit at market</w:t>
+        <w:t> </w:t>
+      </w:r>
+      <w:r>
+        <w:rPr>
+          <w:rFonts w:ascii="Segoe UI Emoji" w:eastAsia="Times New Roman" w:hAnsi="Segoe UI Emoji" w:cs="Segoe UI Emoji"/>
+          <w:color w:val="F4F0EB"/>
+          <w:sz w:val="21"/>
+          <w:szCs w:val="21"/>
+          <w:lang w:eastAsia="en-KE"/>
+        </w:rPr>
+        <w:t>❌</w:t>
+      </w:r>
+      <w:r>
+        <w:rPr>
+          <w:rFonts w:ascii="Inter" w:eastAsia="Times New Roman" w:hAnsi="Inter" w:cs="Times New Roman"/>
+          <w:color w:val="F4F0EB"/>
+          <w:sz w:val="21"/>
+          <w:szCs w:val="21"/>
+          <w:lang w:eastAsia="en-KE"/>
+        </w:rPr>
+        <w:t xml:space="preserve"> Do NOT move the stop-loss to breakeven at TP1. Retain the initial structural stop, or utilize the static 2.5 ATR failsafe stop.</w:t>
       </w:r>
     </w:p>
     <w:p>
@@ -2922,9 +2762,41 @@
           <w:bdr w:val="single" w:sz="2" w:space="0" w:color="E5E7EB" w:frame="1"/>
           <w:lang w:eastAsia="en-KE"/>
         </w:rPr>
-        <w:t xml:space="preserve">Expected </w:t>
-      </w:r>
-      <w:proofErr w:type="gramStart"/>
+        <w:t>Time stop:</w:t>
+      </w:r>
+      <w:r>
+        <w:rPr>
+          <w:rFonts w:ascii="Inter" w:eastAsia="Times New Roman" w:hAnsi="Inter" w:cs="Times New Roman"/>
+          <w:color w:val="F4F0EB"/>
+          <w:sz w:val="21"/>
+          <w:szCs w:val="21"/>
+          <w:lang w:eastAsia="en-KE"/>
+        </w:rPr>
+        <w:t> If TP1 not hit within 8 bars on entry TF → exit at market</w:t>
+      </w:r>
+    </w:p>
+    <w:p>
+      <w:pPr>
+        <w:numPr>
+          <w:ilvl w:val="0"/>
+          <w:numId w:val="5"/>
+        </w:numPr>
+        <w:pBdr>
+          <w:top w:val="single" w:sz="2" w:space="0" w:color="E5E7EB"/>
+          <w:left w:val="single" w:sz="2" w:space="0" w:color="E5E7EB"/>
+          <w:bottom w:val="single" w:sz="2" w:space="0" w:color="E5E7EB"/>
+          <w:right w:val="single" w:sz="2" w:space="0" w:color="E5E7EB"/>
+        </w:pBdr>
+        <w:shd w:val="clear" w:color="auto" w:fill="252523"/>
+        <w:spacing w:before="68" w:after="68" w:line="240" w:lineRule="auto"/>
+        <w:rPr>
+          <w:rFonts w:ascii="Inter" w:eastAsia="Times New Roman" w:hAnsi="Inter" w:cs="Times New Roman"/>
+          <w:color w:val="F4F0EB"/>
+          <w:sz w:val="21"/>
+          <w:szCs w:val="21"/>
+          <w:lang w:eastAsia="en-KE"/>
+        </w:rPr>
+      </w:pPr>
       <w:r>
         <w:rPr>
           <w:rFonts w:ascii="Inter" w:eastAsia="Times New Roman" w:hAnsi="Inter" w:cs="Times New Roman"/>
@@ -2936,31 +2808,27 @@
           <w:bdr w:val="single" w:sz="2" w:space="0" w:color="E5E7EB" w:frame="1"/>
           <w:lang w:eastAsia="en-KE"/>
         </w:rPr>
-        <w:t>R:R</w:t>
-      </w:r>
-      <w:proofErr w:type="gramEnd"/>
-      <w:r>
-        <w:rPr>
-          <w:rFonts w:ascii="Inter" w:eastAsia="Times New Roman" w:hAnsi="Inter" w:cs="Times New Roman"/>
-          <w:b/>
-          <w:bCs/>
-          <w:color w:val="F4F0EB"/>
-          <w:sz w:val="21"/>
-          <w:szCs w:val="21"/>
-          <w:bdr w:val="single" w:sz="2" w:space="0" w:color="E5E7EB" w:frame="1"/>
-          <w:lang w:eastAsia="en-KE"/>
-        </w:rPr>
-        <w:t>:</w:t>
-      </w:r>
-      <w:r>
-        <w:rPr>
-          <w:rFonts w:ascii="Inter" w:eastAsia="Times New Roman" w:hAnsi="Inter" w:cs="Times New Roman"/>
-          <w:color w:val="F4F0EB"/>
-          <w:sz w:val="21"/>
-          <w:szCs w:val="21"/>
-          <w:lang w:eastAsia="en-KE"/>
-        </w:rPr>
-        <w:t> 1:1 to 1.5:1</w:t>
+        <w:t>Expected R:R:</w:t>
+      </w:r>
+      <w:r>
+        <w:rPr>
+          <w:rFonts w:ascii="Inter" w:eastAsia="Times New Roman" w:hAnsi="Inter" w:cs="Times New Roman"/>
+          <w:color w:val="F4F0EB"/>
+          <w:sz w:val="21"/>
+          <w:szCs w:val="21"/>
+          <w:lang w:eastAsia="en-KE"/>
+        </w:rPr>
+        <w:t> </w:t>
+      </w:r>
+      <w:r>
+        <w:rPr>
+          <w:rFonts w:ascii="Inter" w:eastAsia="Times New Roman" w:hAnsi="Inter" w:cs="Times New Roman"/>
+          <w:color w:val="F4F0EB"/>
+          <w:sz w:val="21"/>
+          <w:szCs w:val="21"/>
+          <w:lang w:eastAsia="en-KE"/>
+        </w:rPr>
+        <w:t>1:1.1 to 1:1.6 (Blended)</w:t>
       </w:r>
     </w:p>
     <w:p>
@@ -3189,29 +3057,7 @@
           <w:szCs w:val="21"/>
           <w:lang w:eastAsia="en-KE"/>
         </w:rPr>
-        <w:t xml:space="preserve"> minimum 1:1 </w:t>
-      </w:r>
-      <w:proofErr w:type="gramStart"/>
-      <w:r>
-        <w:rPr>
-          <w:rFonts w:ascii="Inter" w:eastAsia="Times New Roman" w:hAnsi="Inter" w:cs="Times New Roman"/>
-          <w:color w:val="F4F0EB"/>
-          <w:sz w:val="21"/>
-          <w:szCs w:val="21"/>
-          <w:lang w:eastAsia="en-KE"/>
-        </w:rPr>
-        <w:t>R:R</w:t>
-      </w:r>
-      <w:proofErr w:type="gramEnd"/>
-      <w:r>
-        <w:rPr>
-          <w:rFonts w:ascii="Inter" w:eastAsia="Times New Roman" w:hAnsi="Inter" w:cs="Times New Roman"/>
-          <w:color w:val="F4F0EB"/>
-          <w:sz w:val="21"/>
-          <w:szCs w:val="21"/>
-          <w:lang w:eastAsia="en-KE"/>
-        </w:rPr>
-        <w:t xml:space="preserve"> required at TP1</w:t>
+        <w:t xml:space="preserve"> minimum 1:1 R:R required at TP1</w:t>
       </w:r>
     </w:p>
     <w:p>
@@ -3763,27 +3609,7 @@
                 <w:szCs w:val="21"/>
                 <w:lang w:eastAsia="en-KE"/>
               </w:rPr>
-              <w:t xml:space="preserve">&gt; 0.75× </w:t>
-            </w:r>
-            <w:proofErr w:type="gramStart"/>
-            <w:r>
-              <w:rPr>
-                <w:rFonts w:ascii="Times New Roman" w:eastAsia="Times New Roman" w:hAnsi="Times New Roman" w:cs="Times New Roman"/>
-                <w:sz w:val="21"/>
-                <w:szCs w:val="21"/>
-                <w:lang w:eastAsia="en-KE"/>
-              </w:rPr>
-              <w:t>ATR(</w:t>
-            </w:r>
-            <w:proofErr w:type="gramEnd"/>
-            <w:r>
-              <w:rPr>
-                <w:rFonts w:ascii="Times New Roman" w:eastAsia="Times New Roman" w:hAnsi="Times New Roman" w:cs="Times New Roman"/>
-                <w:sz w:val="21"/>
-                <w:szCs w:val="21"/>
-                <w:lang w:eastAsia="en-KE"/>
-              </w:rPr>
-              <w:t>14)</w:t>
+              <w:t>&gt; 0.75× ATR(14)</w:t>
             </w:r>
           </w:p>
         </w:tc>
@@ -4525,29 +4351,7 @@
           <w:szCs w:val="21"/>
           <w:lang w:eastAsia="en-KE"/>
         </w:rPr>
-        <w:t xml:space="preserve"> </w:t>
-      </w:r>
-      <w:proofErr w:type="spellStart"/>
-      <w:r>
-        <w:rPr>
-          <w:rFonts w:ascii="Inter" w:eastAsia="Times New Roman" w:hAnsi="Inter" w:cs="Times New Roman"/>
-          <w:color w:val="F4F0EB"/>
-          <w:sz w:val="21"/>
-          <w:szCs w:val="21"/>
-          <w:lang w:eastAsia="en-KE"/>
-        </w:rPr>
-        <w:t>fakeout</w:t>
-      </w:r>
-      <w:proofErr w:type="spellEnd"/>
-      <w:r>
-        <w:rPr>
-          <w:rFonts w:ascii="Inter" w:eastAsia="Times New Roman" w:hAnsi="Inter" w:cs="Times New Roman"/>
-          <w:color w:val="F4F0EB"/>
-          <w:sz w:val="21"/>
-          <w:szCs w:val="21"/>
-          <w:lang w:eastAsia="en-KE"/>
-        </w:rPr>
-        <w:t xml:space="preserve"> probability too high</w:t>
+        <w:t xml:space="preserve"> fakeout probability too high</w:t>
       </w:r>
     </w:p>
     <w:p>
@@ -5302,29 +5106,7 @@
           <w:szCs w:val="21"/>
           <w:lang w:eastAsia="en-KE"/>
         </w:rPr>
-        <w:t xml:space="preserve">40%). Requires minimum 1:3 </w:t>
-      </w:r>
-      <w:proofErr w:type="gramStart"/>
-      <w:r>
-        <w:rPr>
-          <w:rFonts w:ascii="Inter" w:eastAsia="Times New Roman" w:hAnsi="Inter" w:cs="Times New Roman"/>
-          <w:color w:val="F4F0EB"/>
-          <w:sz w:val="21"/>
-          <w:szCs w:val="21"/>
-          <w:lang w:eastAsia="en-KE"/>
-        </w:rPr>
-        <w:t>R:R.</w:t>
-      </w:r>
-      <w:proofErr w:type="gramEnd"/>
-      <w:r>
-        <w:rPr>
-          <w:rFonts w:ascii="Inter" w:eastAsia="Times New Roman" w:hAnsi="Inter" w:cs="Times New Roman"/>
-          <w:color w:val="F4F0EB"/>
-          <w:sz w:val="21"/>
-          <w:szCs w:val="21"/>
-          <w:lang w:eastAsia="en-KE"/>
-        </w:rPr>
-        <w:t xml:space="preserve"> Accept frequent small losses for occasional large wins.</w:t>
+        <w:t>40%). Requires minimum 1:3 R:R. Accept frequent small losses for occasional large wins.</w:t>
       </w:r>
     </w:p>
     <w:p>
@@ -5374,58 +5156,26 @@
         <w:shd w:val="clear" w:color="auto" w:fill="252523"/>
         <w:spacing w:before="68" w:after="68" w:line="240" w:lineRule="auto"/>
         <w:rPr>
-          <w:rFonts w:ascii="Inter" w:eastAsia="Times New Roman" w:hAnsi="Inter" w:cs="Times New Roman"/>
-          <w:color w:val="F4F0EB"/>
-          <w:sz w:val="21"/>
-          <w:szCs w:val="21"/>
-          <w:lang w:eastAsia="en-KE"/>
-        </w:rPr>
-      </w:pPr>
-      <w:r>
-        <w:rPr>
           <w:rFonts w:ascii="Segoe UI Emoji" w:eastAsia="Times New Roman" w:hAnsi="Segoe UI Emoji" w:cs="Segoe UI Emoji"/>
           <w:color w:val="F4F0EB"/>
           <w:sz w:val="21"/>
           <w:szCs w:val="21"/>
           <w:lang w:eastAsia="en-KE"/>
         </w:rPr>
-        <w:t>✅</w:t>
-      </w:r>
-      <w:r>
-        <w:rPr>
-          <w:rFonts w:ascii="Inter" w:eastAsia="Times New Roman" w:hAnsi="Inter" w:cs="Times New Roman"/>
-          <w:color w:val="F4F0EB"/>
-          <w:sz w:val="21"/>
-          <w:szCs w:val="21"/>
-          <w:lang w:eastAsia="en-KE"/>
-        </w:rPr>
-        <w:t xml:space="preserve"> </w:t>
-      </w:r>
-      <w:proofErr w:type="gramStart"/>
-      <w:r>
-        <w:rPr>
-          <w:rFonts w:ascii="Inter" w:eastAsia="Times New Roman" w:hAnsi="Inter" w:cs="Times New Roman"/>
-          <w:color w:val="F4F0EB"/>
-          <w:sz w:val="21"/>
-          <w:szCs w:val="21"/>
-          <w:lang w:eastAsia="en-KE"/>
-        </w:rPr>
-        <w:t>ADX(</w:t>
-      </w:r>
-      <w:proofErr w:type="gramEnd"/>
-      <w:r>
-        <w:rPr>
-          <w:rFonts w:ascii="Inter" w:eastAsia="Times New Roman" w:hAnsi="Inter" w:cs="Times New Roman"/>
-          <w:color w:val="F4F0EB"/>
-          <w:sz w:val="21"/>
-          <w:szCs w:val="21"/>
-          <w:lang w:eastAsia="en-KE"/>
-        </w:rPr>
-        <w:t xml:space="preserve">14) </w:t>
-      </w:r>
-      <w:r>
-        <w:rPr>
-          <w:rFonts w:ascii="Cambria" w:eastAsia="Times New Roman" w:hAnsi="Cambria" w:cs="Cambria"/>
+      </w:pPr>
+      <w:r>
+        <w:rPr>
+          <w:rFonts w:ascii="Segoe UI Emoji" w:eastAsia="Times New Roman" w:hAnsi="Segoe UI Emoji" w:cs="Segoe UI Emoji"/>
+          <w:color w:val="F4F0EB"/>
+          <w:sz w:val="21"/>
+          <w:szCs w:val="21"/>
+          <w:lang w:eastAsia="en-KE"/>
+        </w:rPr>
+        <w:t xml:space="preserve">✅ ADX(14) </w:t>
+      </w:r>
+      <w:r>
+        <w:rPr>
+          <w:rFonts w:ascii="Arial" w:eastAsia="Times New Roman" w:hAnsi="Arial" w:cs="Arial"/>
           <w:color w:val="F4F0EB"/>
           <w:sz w:val="21"/>
           <w:szCs w:val="21"/>
@@ -5435,7 +5185,7 @@
       </w:r>
       <w:r>
         <w:rPr>
-          <w:rFonts w:ascii="Inter" w:eastAsia="Times New Roman" w:hAnsi="Inter" w:cs="Times New Roman"/>
+          <w:rFonts w:ascii="Segoe UI Emoji" w:eastAsia="Times New Roman" w:hAnsi="Segoe UI Emoji" w:cs="Segoe UI Emoji"/>
           <w:color w:val="F4F0EB"/>
           <w:sz w:val="21"/>
           <w:szCs w:val="21"/>
@@ -5459,53 +5209,13 @@
         <w:shd w:val="clear" w:color="auto" w:fill="252523"/>
         <w:spacing w:before="68" w:after="68" w:line="240" w:lineRule="auto"/>
         <w:rPr>
-          <w:rFonts w:ascii="Inter" w:eastAsia="Times New Roman" w:hAnsi="Inter" w:cs="Times New Roman"/>
-          <w:color w:val="F4F0EB"/>
-          <w:sz w:val="21"/>
-          <w:szCs w:val="21"/>
-          <w:lang w:eastAsia="en-KE"/>
-        </w:rPr>
-      </w:pPr>
-      <w:r>
-        <w:rPr>
           <w:rFonts w:ascii="Segoe UI Emoji" w:eastAsia="Times New Roman" w:hAnsi="Segoe UI Emoji" w:cs="Segoe UI Emoji"/>
           <w:color w:val="F4F0EB"/>
           <w:sz w:val="21"/>
           <w:szCs w:val="21"/>
           <w:lang w:eastAsia="en-KE"/>
         </w:rPr>
-        <w:t>✅</w:t>
-      </w:r>
-      <w:r>
-        <w:rPr>
-          <w:rFonts w:ascii="Inter" w:eastAsia="Times New Roman" w:hAnsi="Inter" w:cs="Times New Roman"/>
-          <w:color w:val="F4F0EB"/>
-          <w:sz w:val="21"/>
-          <w:szCs w:val="21"/>
-          <w:lang w:eastAsia="en-KE"/>
-        </w:rPr>
-        <w:t xml:space="preserve"> Master Bias aligned with break direction </w:t>
-      </w:r>
-      <w:r>
-        <w:rPr>
-          <w:rFonts w:ascii="Cambria" w:eastAsia="Times New Roman" w:hAnsi="Cambria" w:cs="Cambria"/>
-          <w:color w:val="F4F0EB"/>
-          <w:sz w:val="21"/>
-          <w:szCs w:val="21"/>
-          <w:lang w:eastAsia="en-KE"/>
-        </w:rPr>
-        <w:t>—</w:t>
-      </w:r>
-      <w:r>
-        <w:rPr>
-          <w:rFonts w:ascii="Inter" w:eastAsia="Times New Roman" w:hAnsi="Inter" w:cs="Times New Roman"/>
-          <w:color w:val="F4F0EB"/>
-          <w:sz w:val="21"/>
-          <w:szCs w:val="21"/>
-          <w:lang w:eastAsia="en-KE"/>
-        </w:rPr>
-        <w:t xml:space="preserve"> if not aligned, </w:t>
-      </w:r>
+      </w:pPr>
       <w:r>
         <w:rPr>
           <w:rFonts w:ascii="Segoe UI Emoji" w:eastAsia="Times New Roman" w:hAnsi="Segoe UI Emoji" w:cs="Segoe UI Emoji"/>
@@ -5514,17 +5224,7 @@
           <w:szCs w:val="21"/>
           <w:lang w:eastAsia="en-KE"/>
         </w:rPr>
-        <w:t>❌</w:t>
-      </w:r>
-      <w:r>
-        <w:rPr>
-          <w:rFonts w:ascii="Inter" w:eastAsia="Times New Roman" w:hAnsi="Inter" w:cs="Times New Roman"/>
-          <w:color w:val="F4F0EB"/>
-          <w:sz w:val="21"/>
-          <w:szCs w:val="21"/>
-          <w:lang w:eastAsia="en-KE"/>
-        </w:rPr>
-        <w:t xml:space="preserve"> no trade (49% failure rate against trend)</w:t>
+        <w:t>✅ Master Bias aligned with break direction — if not aligned, ❌ no trade (49% failure rate against trend)</w:t>
       </w:r>
     </w:p>
     <w:p>
@@ -5542,32 +5242,22 @@
         <w:shd w:val="clear" w:color="auto" w:fill="252523"/>
         <w:spacing w:before="68" w:after="68" w:line="240" w:lineRule="auto"/>
         <w:rPr>
-          <w:rFonts w:ascii="Inter" w:eastAsia="Times New Roman" w:hAnsi="Inter" w:cs="Times New Roman"/>
-          <w:color w:val="F4F0EB"/>
-          <w:sz w:val="21"/>
-          <w:szCs w:val="21"/>
-          <w:lang w:eastAsia="en-KE"/>
-        </w:rPr>
-      </w:pPr>
-      <w:r>
-        <w:rPr>
           <w:rFonts w:ascii="Segoe UI Emoji" w:eastAsia="Times New Roman" w:hAnsi="Segoe UI Emoji" w:cs="Segoe UI Emoji"/>
           <w:color w:val="F4F0EB"/>
           <w:sz w:val="21"/>
           <w:szCs w:val="21"/>
           <w:lang w:eastAsia="en-KE"/>
         </w:rPr>
-        <w:t>✅</w:t>
-      </w:r>
-      <w:r>
-        <w:rPr>
-          <w:rFonts w:ascii="Inter" w:eastAsia="Times New Roman" w:hAnsi="Inter" w:cs="Times New Roman"/>
-          <w:color w:val="F4F0EB"/>
-          <w:sz w:val="21"/>
-          <w:szCs w:val="21"/>
-          <w:lang w:eastAsia="en-KE"/>
-        </w:rPr>
-        <w:t xml:space="preserve"> Valid session: FX London/NY/Overlap only | Indices: after first 60 min of cash session</w:t>
+      </w:pPr>
+      <w:r>
+        <w:rPr>
+          <w:rFonts w:ascii="Segoe UI Emoji" w:eastAsia="Times New Roman" w:hAnsi="Segoe UI Emoji" w:cs="Segoe UI Emoji"/>
+          <w:color w:val="F4F0EB"/>
+          <w:sz w:val="21"/>
+          <w:szCs w:val="21"/>
+          <w:lang w:eastAsia="en-KE"/>
+        </w:rPr>
+        <w:t>✅ Valid session: FX London/NY/Overlap only | Indices: after first 60 min of cash session</w:t>
       </w:r>
     </w:p>
     <w:p>
@@ -5585,32 +5275,22 @@
         <w:shd w:val="clear" w:color="auto" w:fill="252523"/>
         <w:spacing w:before="68" w:after="68" w:line="240" w:lineRule="auto"/>
         <w:rPr>
-          <w:rFonts w:ascii="Inter" w:eastAsia="Times New Roman" w:hAnsi="Inter" w:cs="Times New Roman"/>
-          <w:color w:val="F4F0EB"/>
-          <w:sz w:val="21"/>
-          <w:szCs w:val="21"/>
-          <w:lang w:eastAsia="en-KE"/>
-        </w:rPr>
-      </w:pPr>
-      <w:r>
-        <w:rPr>
           <w:rFonts w:ascii="Segoe UI Emoji" w:eastAsia="Times New Roman" w:hAnsi="Segoe UI Emoji" w:cs="Segoe UI Emoji"/>
           <w:color w:val="F4F0EB"/>
           <w:sz w:val="21"/>
           <w:szCs w:val="21"/>
           <w:lang w:eastAsia="en-KE"/>
         </w:rPr>
-        <w:t>✅</w:t>
-      </w:r>
-      <w:r>
-        <w:rPr>
-          <w:rFonts w:ascii="Inter" w:eastAsia="Times New Roman" w:hAnsi="Inter" w:cs="Times New Roman"/>
-          <w:color w:val="F4F0EB"/>
-          <w:sz w:val="21"/>
-          <w:szCs w:val="21"/>
-          <w:lang w:eastAsia="en-KE"/>
-        </w:rPr>
-        <w:t xml:space="preserve"> Candle BODY closes &gt; S/R zone high + 0.3 ATR</w:t>
+      </w:pPr>
+      <w:r>
+        <w:rPr>
+          <w:rFonts w:ascii="Segoe UI Emoji" w:eastAsia="Times New Roman" w:hAnsi="Segoe UI Emoji" w:cs="Segoe UI Emoji"/>
+          <w:color w:val="F4F0EB"/>
+          <w:sz w:val="21"/>
+          <w:szCs w:val="21"/>
+          <w:lang w:eastAsia="en-KE"/>
+        </w:rPr>
+        <w:t>✅ Candle BODY closes &gt; S/R zone high + 0.3 ATR</w:t>
       </w:r>
     </w:p>
     <w:p>
@@ -5628,36 +5308,26 @@
         <w:shd w:val="clear" w:color="auto" w:fill="252523"/>
         <w:spacing w:before="68" w:after="68" w:line="240" w:lineRule="auto"/>
         <w:rPr>
-          <w:rFonts w:ascii="Inter" w:eastAsia="Times New Roman" w:hAnsi="Inter" w:cs="Times New Roman"/>
-          <w:color w:val="F4F0EB"/>
-          <w:sz w:val="21"/>
-          <w:szCs w:val="21"/>
-          <w:lang w:eastAsia="en-KE"/>
-        </w:rPr>
-      </w:pPr>
-      <w:r>
-        <w:rPr>
           <w:rFonts w:ascii="Segoe UI Emoji" w:eastAsia="Times New Roman" w:hAnsi="Segoe UI Emoji" w:cs="Segoe UI Emoji"/>
           <w:color w:val="F4F0EB"/>
           <w:sz w:val="21"/>
           <w:szCs w:val="21"/>
           <w:lang w:eastAsia="en-KE"/>
         </w:rPr>
-        <w:t>✅</w:t>
-      </w:r>
-      <w:r>
-        <w:rPr>
-          <w:rFonts w:ascii="Inter" w:eastAsia="Times New Roman" w:hAnsi="Inter" w:cs="Times New Roman"/>
-          <w:color w:val="F4F0EB"/>
-          <w:sz w:val="21"/>
-          <w:szCs w:val="21"/>
-          <w:lang w:eastAsia="en-KE"/>
-        </w:rPr>
-        <w:t xml:space="preserve"> Counter-wick </w:t>
-      </w:r>
-      <w:r>
-        <w:rPr>
-          <w:rFonts w:ascii="Cambria" w:eastAsia="Times New Roman" w:hAnsi="Cambria" w:cs="Cambria"/>
+      </w:pPr>
+      <w:r>
+        <w:rPr>
+          <w:rFonts w:ascii="Segoe UI Emoji" w:eastAsia="Times New Roman" w:hAnsi="Segoe UI Emoji" w:cs="Segoe UI Emoji"/>
+          <w:color w:val="F4F0EB"/>
+          <w:sz w:val="21"/>
+          <w:szCs w:val="21"/>
+          <w:lang w:eastAsia="en-KE"/>
+        </w:rPr>
+        <w:t xml:space="preserve">✅ Counter-wick </w:t>
+      </w:r>
+      <w:r>
+        <w:rPr>
+          <w:rFonts w:ascii="Arial" w:eastAsia="Times New Roman" w:hAnsi="Arial" w:cs="Arial"/>
           <w:color w:val="F4F0EB"/>
           <w:sz w:val="21"/>
           <w:szCs w:val="21"/>
@@ -5667,7 +5337,7 @@
       </w:r>
       <w:r>
         <w:rPr>
-          <w:rFonts w:ascii="Inter" w:eastAsia="Times New Roman" w:hAnsi="Inter" w:cs="Times New Roman"/>
+          <w:rFonts w:ascii="Segoe UI Emoji" w:eastAsia="Times New Roman" w:hAnsi="Segoe UI Emoji" w:cs="Segoe UI Emoji"/>
           <w:color w:val="F4F0EB"/>
           <w:sz w:val="21"/>
           <w:szCs w:val="21"/>
@@ -5691,32 +5361,22 @@
         <w:shd w:val="clear" w:color="auto" w:fill="252523"/>
         <w:spacing w:before="68" w:after="68" w:line="240" w:lineRule="auto"/>
         <w:rPr>
-          <w:rFonts w:ascii="Inter" w:eastAsia="Times New Roman" w:hAnsi="Inter" w:cs="Times New Roman"/>
-          <w:color w:val="F4F0EB"/>
-          <w:sz w:val="21"/>
-          <w:szCs w:val="21"/>
-          <w:lang w:eastAsia="en-KE"/>
-        </w:rPr>
-      </w:pPr>
-      <w:r>
-        <w:rPr>
           <w:rFonts w:ascii="Segoe UI Emoji" w:eastAsia="Times New Roman" w:hAnsi="Segoe UI Emoji" w:cs="Segoe UI Emoji"/>
           <w:color w:val="F4F0EB"/>
           <w:sz w:val="21"/>
           <w:szCs w:val="21"/>
           <w:lang w:eastAsia="en-KE"/>
         </w:rPr>
-        <w:t>✅</w:t>
-      </w:r>
-      <w:r>
-        <w:rPr>
-          <w:rFonts w:ascii="Inter" w:eastAsia="Times New Roman" w:hAnsi="Inter" w:cs="Times New Roman"/>
-          <w:color w:val="F4F0EB"/>
-          <w:sz w:val="21"/>
-          <w:szCs w:val="21"/>
-          <w:lang w:eastAsia="en-KE"/>
-        </w:rPr>
-        <w:t xml:space="preserve"> Breakout candle volume &gt;1.5× 20-period average. FX without volume: candle range &gt;1.2× average range during London/NY</w:t>
+      </w:pPr>
+      <w:r>
+        <w:rPr>
+          <w:rFonts w:ascii="Segoe UI Emoji" w:eastAsia="Times New Roman" w:hAnsi="Segoe UI Emoji" w:cs="Segoe UI Emoji"/>
+          <w:color w:val="F4F0EB"/>
+          <w:sz w:val="21"/>
+          <w:szCs w:val="21"/>
+          <w:lang w:eastAsia="en-KE"/>
+        </w:rPr>
+        <w:t>✅ Breakout candle volume &gt;1.5× 20-period average. FX without volume: candle range &gt;1.2× average range during London/NY</w:t>
       </w:r>
     </w:p>
     <w:p>
@@ -5749,17 +5409,7 @@
           <w:szCs w:val="21"/>
           <w:lang w:eastAsia="en-KE"/>
         </w:rPr>
-        <w:t>✅</w:t>
-      </w:r>
-      <w:r>
-        <w:rPr>
-          <w:rFonts w:ascii="Inter" w:eastAsia="Times New Roman" w:hAnsi="Inter" w:cs="Times New Roman"/>
-          <w:color w:val="F4F0EB"/>
-          <w:sz w:val="21"/>
-          <w:szCs w:val="21"/>
-          <w:lang w:eastAsia="en-KE"/>
-        </w:rPr>
-        <w:t xml:space="preserve"> RSI &gt; 50 (ideally &gt; 60)</w:t>
+        <w:t>✅ RSI(14) &gt; 60</w:t>
       </w:r>
     </w:p>
     <w:p>
@@ -5834,7 +5484,37 @@
           <w:szCs w:val="21"/>
           <w:lang w:eastAsia="en-KE"/>
         </w:rPr>
-        <w:t> Mirror of long — reverse all directions. RSI &lt; 50 (ideally &lt; 40).</w:t>
+        <w:t> </w:t>
+      </w:r>
+      <w:r>
+        <w:rPr>
+          <w:rFonts w:ascii="Inter" w:eastAsia="Times New Roman" w:hAnsi="Inter" w:cs="Times New Roman"/>
+          <w:color w:val="F4F0EB"/>
+          <w:sz w:val="21"/>
+          <w:szCs w:val="21"/>
+          <w:lang w:eastAsia="en-KE"/>
+        </w:rPr>
+        <w:t xml:space="preserve">Mirror of long — reverse all directions. </w:t>
+      </w:r>
+      <w:r>
+        <w:rPr>
+          <w:rFonts w:ascii="Segoe UI Emoji" w:eastAsia="Times New Roman" w:hAnsi="Segoe UI Emoji" w:cs="Segoe UI Emoji"/>
+          <w:color w:val="F4F0EB"/>
+          <w:sz w:val="21"/>
+          <w:szCs w:val="21"/>
+          <w:lang w:eastAsia="en-KE"/>
+        </w:rPr>
+        <w:t>✅</w:t>
+      </w:r>
+      <w:r>
+        <w:rPr>
+          <w:rFonts w:ascii="Inter" w:eastAsia="Times New Roman" w:hAnsi="Inter" w:cs="Times New Roman"/>
+          <w:color w:val="F4F0EB"/>
+          <w:sz w:val="21"/>
+          <w:szCs w:val="21"/>
+          <w:lang w:eastAsia="en-KE"/>
+        </w:rPr>
+        <w:t xml:space="preserve"> RSI(14) &lt; 40.</w:t>
       </w:r>
     </w:p>
     <w:p>
@@ -5913,7 +5593,17 @@
           <w:szCs w:val="21"/>
           <w:lang w:eastAsia="en-KE"/>
         </w:rPr>
-        <w:t> Breakout candle low − 0.5 ATR (minimum 1.5 ATR from entry)</w:t>
+        <w:t> </w:t>
+      </w:r>
+      <w:r>
+        <w:rPr>
+          <w:rFonts w:ascii="Inter" w:eastAsia="Times New Roman" w:hAnsi="Inter" w:cs="Times New Roman"/>
+          <w:color w:val="F4F0EB"/>
+          <w:sz w:val="21"/>
+          <w:szCs w:val="21"/>
+          <w:lang w:eastAsia="en-KE"/>
+        </w:rPr>
+        <w:t>Breakout candle low − 0.5 ATR (minimum 1.5 ATR floor from entry).</w:t>
       </w:r>
     </w:p>
     <w:p>
@@ -5959,7 +5649,17 @@
           <w:szCs w:val="21"/>
           <w:lang w:eastAsia="en-KE"/>
         </w:rPr>
-        <w:t> Entry + 2.0 ATR → close 50%, move stop to breakeven + 0.5 ATR</w:t>
+        <w:t> </w:t>
+      </w:r>
+      <w:r>
+        <w:rPr>
+          <w:rFonts w:ascii="Inter" w:eastAsia="Times New Roman" w:hAnsi="Inter" w:cs="Times New Roman"/>
+          <w:color w:val="F4F0EB"/>
+          <w:sz w:val="21"/>
+          <w:szCs w:val="21"/>
+          <w:lang w:eastAsia="en-KE"/>
+        </w:rPr>
+        <w:t>Entry + 1.5x Initial Risk (Stop Distance) → close 50%.</w:t>
       </w:r>
     </w:p>
     <w:p>
@@ -6005,7 +5705,17 @@
           <w:szCs w:val="21"/>
           <w:lang w:eastAsia="en-KE"/>
         </w:rPr>
-        <w:t> Entry + 3.0 ATR → close remainder</w:t>
+        <w:t> </w:t>
+      </w:r>
+      <w:r>
+        <w:rPr>
+          <w:rFonts w:ascii="Inter" w:eastAsia="Times New Roman" w:hAnsi="Inter" w:cs="Times New Roman"/>
+          <w:color w:val="F4F0EB"/>
+          <w:sz w:val="21"/>
+          <w:szCs w:val="21"/>
+          <w:lang w:eastAsia="en-KE"/>
+        </w:rPr>
+        <w:t>Entry + 3.0x Initial Risk (Stop Distance) → close 25%.</w:t>
       </w:r>
     </w:p>
     <w:p>
@@ -6051,7 +5761,17 @@
           <w:szCs w:val="21"/>
           <w:lang w:eastAsia="en-KE"/>
         </w:rPr>
-        <w:t> After +3 ATR profit, trail 1.5 ATR from current price</w:t>
+        <w:t> </w:t>
+      </w:r>
+      <w:r>
+        <w:rPr>
+          <w:rFonts w:ascii="Inter" w:eastAsia="Times New Roman" w:hAnsi="Inter" w:cs="Times New Roman"/>
+          <w:color w:val="F4F0EB"/>
+          <w:sz w:val="21"/>
+          <w:szCs w:val="21"/>
+          <w:lang w:eastAsia="en-KE"/>
+        </w:rPr>
+        <w:t>After TP1 is hit, trail the remaining position with a continuous 1.5 ATR trailing stop from the current price.</w:t>
       </w:r>
     </w:p>
     <w:p>
@@ -6087,45 +5807,27 @@
           <w:bdr w:val="single" w:sz="2" w:space="0" w:color="E5E7EB" w:frame="1"/>
           <w:lang w:eastAsia="en-KE"/>
         </w:rPr>
-        <w:t xml:space="preserve">Expected </w:t>
-      </w:r>
-      <w:proofErr w:type="gramStart"/>
-      <w:r>
-        <w:rPr>
-          <w:rFonts w:ascii="Inter" w:eastAsia="Times New Roman" w:hAnsi="Inter" w:cs="Times New Roman"/>
-          <w:b/>
-          <w:bCs/>
-          <w:color w:val="F4F0EB"/>
-          <w:sz w:val="21"/>
-          <w:szCs w:val="21"/>
-          <w:bdr w:val="single" w:sz="2" w:space="0" w:color="E5E7EB" w:frame="1"/>
-          <w:lang w:eastAsia="en-KE"/>
-        </w:rPr>
-        <w:t>R:R</w:t>
-      </w:r>
-      <w:proofErr w:type="gramEnd"/>
-      <w:r>
-        <w:rPr>
-          <w:rFonts w:ascii="Inter" w:eastAsia="Times New Roman" w:hAnsi="Inter" w:cs="Times New Roman"/>
-          <w:b/>
-          <w:bCs/>
-          <w:color w:val="F4F0EB"/>
-          <w:sz w:val="21"/>
-          <w:szCs w:val="21"/>
-          <w:bdr w:val="single" w:sz="2" w:space="0" w:color="E5E7EB" w:frame="1"/>
-          <w:lang w:eastAsia="en-KE"/>
-        </w:rPr>
-        <w:t>:</w:t>
-      </w:r>
-      <w:r>
-        <w:rPr>
-          <w:rFonts w:ascii="Inter" w:eastAsia="Times New Roman" w:hAnsi="Inter" w:cs="Times New Roman"/>
-          <w:color w:val="F4F0EB"/>
-          <w:sz w:val="21"/>
-          <w:szCs w:val="21"/>
-          <w:lang w:eastAsia="en-KE"/>
-        </w:rPr>
-        <w:t> 1:2 to 1:4</w:t>
+        <w:t>Expected R:R:</w:t>
+      </w:r>
+      <w:r>
+        <w:rPr>
+          <w:rFonts w:ascii="Inter" w:eastAsia="Times New Roman" w:hAnsi="Inter" w:cs="Times New Roman"/>
+          <w:color w:val="F4F0EB"/>
+          <w:sz w:val="21"/>
+          <w:szCs w:val="21"/>
+          <w:lang w:eastAsia="en-KE"/>
+        </w:rPr>
+        <w:t> </w:t>
+      </w:r>
+      <w:r>
+        <w:rPr>
+          <w:rFonts w:ascii="Inter" w:eastAsia="Times New Roman" w:hAnsi="Inter" w:cs="Times New Roman"/>
+          <w:color w:val="F4F0EB"/>
+          <w:sz w:val="21"/>
+          <w:szCs w:val="21"/>
+          <w:lang w:eastAsia="en-KE"/>
+        </w:rPr>
+        <w:t>1:1.5 (Base TP1) to 1:3+ (Blended with Runner)</w:t>
       </w:r>
     </w:p>
     <w:p>
@@ -6184,29 +5886,7 @@
           <w:szCs w:val="21"/>
           <w:lang w:eastAsia="en-KE"/>
         </w:rPr>
-        <w:t xml:space="preserve"> ranging market, high </w:t>
-      </w:r>
-      <w:proofErr w:type="spellStart"/>
-      <w:r>
-        <w:rPr>
-          <w:rFonts w:ascii="Inter" w:eastAsia="Times New Roman" w:hAnsi="Inter" w:cs="Times New Roman"/>
-          <w:color w:val="F4F0EB"/>
-          <w:sz w:val="21"/>
-          <w:szCs w:val="21"/>
-          <w:lang w:eastAsia="en-KE"/>
-        </w:rPr>
-        <w:t>fakeout</w:t>
-      </w:r>
-      <w:proofErr w:type="spellEnd"/>
-      <w:r>
-        <w:rPr>
-          <w:rFonts w:ascii="Inter" w:eastAsia="Times New Roman" w:hAnsi="Inter" w:cs="Times New Roman"/>
-          <w:color w:val="F4F0EB"/>
-          <w:sz w:val="21"/>
-          <w:szCs w:val="21"/>
-          <w:lang w:eastAsia="en-KE"/>
-        </w:rPr>
-        <w:t xml:space="preserve"> rate</w:t>
+        <w:t xml:space="preserve"> ranging market, high fakeout rate</w:t>
       </w:r>
       <w:r>
         <w:rPr>
@@ -6306,20 +5986,8 @@
           <w:szCs w:val="21"/>
           <w:lang w:eastAsia="en-KE"/>
         </w:rPr>
-        <w:t xml:space="preserve"> rejection signal, likely </w:t>
-      </w:r>
-      <w:proofErr w:type="spellStart"/>
-      <w:r>
-        <w:rPr>
-          <w:rFonts w:ascii="Inter" w:eastAsia="Times New Roman" w:hAnsi="Inter" w:cs="Times New Roman"/>
-          <w:color w:val="F4F0EB"/>
-          <w:sz w:val="21"/>
-          <w:szCs w:val="21"/>
-          <w:lang w:eastAsia="en-KE"/>
-        </w:rPr>
-        <w:t>fakeout</w:t>
-      </w:r>
-      <w:proofErr w:type="spellEnd"/>
+        <w:t xml:space="preserve"> rejection signal, likely fakeout</w:t>
+      </w:r>
       <w:r>
         <w:rPr>
           <w:rFonts w:ascii="Inter" w:eastAsia="Times New Roman" w:hAnsi="Inter" w:cs="Times New Roman"/>
@@ -7086,35 +6754,7 @@
           <w:bdr w:val="single" w:sz="2" w:space="0" w:color="E5E7EB" w:frame="1"/>
           <w:lang w:eastAsia="en-KE"/>
         </w:rPr>
-        <w:t xml:space="preserve">Expected </w:t>
-      </w:r>
-      <w:proofErr w:type="gramStart"/>
-      <w:r>
-        <w:rPr>
-          <w:rFonts w:ascii="Inter" w:eastAsia="Times New Roman" w:hAnsi="Inter" w:cs="Times New Roman"/>
-          <w:b/>
-          <w:bCs/>
-          <w:color w:val="F4F0EB"/>
-          <w:sz w:val="21"/>
-          <w:szCs w:val="21"/>
-          <w:bdr w:val="single" w:sz="2" w:space="0" w:color="E5E7EB" w:frame="1"/>
-          <w:lang w:eastAsia="en-KE"/>
-        </w:rPr>
-        <w:t>R:R</w:t>
-      </w:r>
-      <w:proofErr w:type="gramEnd"/>
-      <w:r>
-        <w:rPr>
-          <w:rFonts w:ascii="Inter" w:eastAsia="Times New Roman" w:hAnsi="Inter" w:cs="Times New Roman"/>
-          <w:b/>
-          <w:bCs/>
-          <w:color w:val="F4F0EB"/>
-          <w:sz w:val="21"/>
-          <w:szCs w:val="21"/>
-          <w:bdr w:val="single" w:sz="2" w:space="0" w:color="E5E7EB" w:frame="1"/>
-          <w:lang w:eastAsia="en-KE"/>
-        </w:rPr>
-        <w:t>:</w:t>
+        <w:t>Expected R:R:</w:t>
       </w:r>
       <w:r>
         <w:rPr>
@@ -7828,35 +7468,7 @@
           <w:bdr w:val="single" w:sz="2" w:space="0" w:color="E5E7EB" w:frame="1"/>
           <w:lang w:eastAsia="en-KE"/>
         </w:rPr>
-        <w:t xml:space="preserve">Expected </w:t>
-      </w:r>
-      <w:proofErr w:type="gramStart"/>
-      <w:r>
-        <w:rPr>
-          <w:rFonts w:ascii="Inter" w:eastAsia="Times New Roman" w:hAnsi="Inter" w:cs="Times New Roman"/>
-          <w:b/>
-          <w:bCs/>
-          <w:color w:val="F4F0EB"/>
-          <w:sz w:val="21"/>
-          <w:szCs w:val="21"/>
-          <w:bdr w:val="single" w:sz="2" w:space="0" w:color="E5E7EB" w:frame="1"/>
-          <w:lang w:eastAsia="en-KE"/>
-        </w:rPr>
-        <w:t>R:R</w:t>
-      </w:r>
-      <w:proofErr w:type="gramEnd"/>
-      <w:r>
-        <w:rPr>
-          <w:rFonts w:ascii="Inter" w:eastAsia="Times New Roman" w:hAnsi="Inter" w:cs="Times New Roman"/>
-          <w:b/>
-          <w:bCs/>
-          <w:color w:val="F4F0EB"/>
-          <w:sz w:val="21"/>
-          <w:szCs w:val="21"/>
-          <w:bdr w:val="single" w:sz="2" w:space="0" w:color="E5E7EB" w:frame="1"/>
-          <w:lang w:eastAsia="en-KE"/>
-        </w:rPr>
-        <w:t>:</w:t>
+        <w:t>Expected R:R:</w:t>
       </w:r>
       <w:r>
         <w:rPr>
@@ -8946,29 +8558,7 @@
           <w:szCs w:val="21"/>
           <w:lang w:eastAsia="en-KE"/>
         </w:rPr>
-        <w:t xml:space="preserve">Breakout routing: Lower Aggressive threshold to BQS ≥ 6 — Silver's high runaway rate justifies earlier Aggressive commitment. BQS filters compensate for elevated </w:t>
-      </w:r>
-      <w:proofErr w:type="spellStart"/>
-      <w:r>
-        <w:rPr>
-          <w:rFonts w:ascii="Inter" w:eastAsia="Times New Roman" w:hAnsi="Inter" w:cs="Times New Roman"/>
-          <w:color w:val="F4F0EB"/>
-          <w:sz w:val="21"/>
-          <w:szCs w:val="21"/>
-          <w:lang w:eastAsia="en-KE"/>
-        </w:rPr>
-        <w:t>fakeout</w:t>
-      </w:r>
-      <w:proofErr w:type="spellEnd"/>
-      <w:r>
-        <w:rPr>
-          <w:rFonts w:ascii="Inter" w:eastAsia="Times New Roman" w:hAnsi="Inter" w:cs="Times New Roman"/>
-          <w:color w:val="F4F0EB"/>
-          <w:sz w:val="21"/>
-          <w:szCs w:val="21"/>
-          <w:lang w:eastAsia="en-KE"/>
-        </w:rPr>
-        <w:t xml:space="preserve"> risk</w:t>
+        <w:t>Breakout routing: Lower Aggressive threshold to BQS ≥ 6 — Silver's high runaway rate justifies earlier Aggressive commitment. BQS filters compensate for elevated fakeout risk</w:t>
       </w:r>
     </w:p>
     <w:p>
@@ -9192,29 +8782,7 @@
           <w:szCs w:val="21"/>
           <w:lang w:eastAsia="en-KE"/>
         </w:rPr>
-        <w:t xml:space="preserve">Volume Profile source: Use NYMEX WTI Futures (CL) data for POC/VAH/VAL. Anchor profiles to RTH 09:00–14:30 ET only — overnight </w:t>
-      </w:r>
-      <w:proofErr w:type="spellStart"/>
-      <w:r>
-        <w:rPr>
-          <w:rFonts w:ascii="Inter" w:eastAsia="Times New Roman" w:hAnsi="Inter" w:cs="Times New Roman"/>
-          <w:color w:val="F4F0EB"/>
-          <w:sz w:val="21"/>
-          <w:szCs w:val="21"/>
-          <w:lang w:eastAsia="en-KE"/>
-        </w:rPr>
-        <w:t>Globex</w:t>
-      </w:r>
-      <w:proofErr w:type="spellEnd"/>
-      <w:r>
-        <w:rPr>
-          <w:rFonts w:ascii="Inter" w:eastAsia="Times New Roman" w:hAnsi="Inter" w:cs="Times New Roman"/>
-          <w:color w:val="F4F0EB"/>
-          <w:sz w:val="21"/>
-          <w:szCs w:val="21"/>
-          <w:lang w:eastAsia="en-KE"/>
-        </w:rPr>
-        <w:t xml:space="preserve"> volume distorts institutional levels. Do not rely on CFD tick volume</w:t>
+        <w:t>Volume Profile source: Use NYMEX WTI Futures (CL) data for POC/VAH/VAL. Anchor profiles to RTH 09:00–14:30 ET only — overnight Globex volume distorts institutional levels. Do not rely on CFD tick volume</w:t>
       </w:r>
     </w:p>
     <w:p>
@@ -9690,35 +9258,7 @@
           <w:bdr w:val="single" w:sz="2" w:space="0" w:color="E5E7EB" w:frame="1"/>
           <w:lang w:eastAsia="en-KE"/>
         </w:rPr>
-        <w:t xml:space="preserve">Index </w:t>
-      </w:r>
-      <w:proofErr w:type="spellStart"/>
-      <w:r>
-        <w:rPr>
-          <w:rFonts w:ascii="Inter" w:eastAsia="Times New Roman" w:hAnsi="Inter" w:cs="Times New Roman"/>
-          <w:b/>
-          <w:bCs/>
-          <w:color w:val="F4F0EB"/>
-          <w:sz w:val="21"/>
-          <w:szCs w:val="21"/>
-          <w:bdr w:val="single" w:sz="2" w:space="0" w:color="E5E7EB" w:frame="1"/>
-          <w:lang w:eastAsia="en-KE"/>
-        </w:rPr>
-        <w:t>CFDs</w:t>
-      </w:r>
-      <w:proofErr w:type="spellEnd"/>
-      <w:r>
-        <w:rPr>
-          <w:rFonts w:ascii="Inter" w:eastAsia="Times New Roman" w:hAnsi="Inter" w:cs="Times New Roman"/>
-          <w:b/>
-          <w:bCs/>
-          <w:color w:val="F4F0EB"/>
-          <w:sz w:val="21"/>
-          <w:szCs w:val="21"/>
-          <w:bdr w:val="single" w:sz="2" w:space="0" w:color="E5E7EB" w:frame="1"/>
-          <w:lang w:eastAsia="en-KE"/>
-        </w:rPr>
-        <w:t xml:space="preserve"> (S&amp;P 500, Nasdaq, Dow):</w:t>
+        <w:t>Index CFDs (S&amp;P 500, Nasdaq, Dow):</w:t>
       </w:r>
     </w:p>
     <w:p>
@@ -9969,38 +9509,184 @@
           <w:szCs w:val="21"/>
           <w:lang w:eastAsia="en-KE"/>
         </w:rPr>
-        <w:t>VIX overlay: VIX &lt; 15 → raise Aggressive BQS to ≥ 8, tighter stops | VIX 15–25 → standard BQS routing | VIX 25–35 → lower Aggressive BQS to ≥ 6, 50% size, widen stops | VIX &gt; 35 → Bounce only at major HTF levels, minimum size — suspend all breakout trading</w:t>
-      </w:r>
-    </w:p>
-    <w:p>
-      <w:pPr>
-        <w:pBdr>
-          <w:top w:val="single" w:sz="2" w:space="0" w:color="E5E7EB"/>
-          <w:left w:val="single" w:sz="2" w:space="0" w:color="E5E7EB"/>
-          <w:bottom w:val="single" w:sz="2" w:space="0" w:color="E5E7EB"/>
-          <w:right w:val="single" w:sz="2" w:space="0" w:color="E5E7EB"/>
-        </w:pBdr>
-        <w:shd w:val="clear" w:color="auto" w:fill="252523"/>
-        <w:spacing w:before="274" w:after="274" w:line="240" w:lineRule="auto"/>
-        <w:rPr>
-          <w:rFonts w:ascii="Inter" w:eastAsia="Times New Roman" w:hAnsi="Inter" w:cs="Times New Roman"/>
-          <w:color w:val="F4F0EB"/>
-          <w:sz w:val="21"/>
-          <w:szCs w:val="21"/>
-          <w:lang w:val="en-KE" w:eastAsia="en-KE"/>
-        </w:rPr>
-      </w:pPr>
-      <w:r>
-        <w:rPr>
-          <w:rFonts w:ascii="Inter" w:eastAsia="Times New Roman" w:hAnsi="Inter" w:cs="Times New Roman"/>
-          <w:color w:val="F4F0EB"/>
-          <w:sz w:val="21"/>
-          <w:szCs w:val="21"/>
-          <w:lang w:val="en-KE" w:eastAsia="en-KE"/>
-        </w:rPr>
-        <w:t>For </w:t>
-      </w:r>
-      <w:r>
+        <w:t>"VIX overlay (P19 Risk Scaling):</w:t>
+      </w:r>
+    </w:p>
+    <w:p>
+      <w:pPr>
+        <w:numPr>
+          <w:ilvl w:val="0"/>
+          <w:numId w:val="19"/>
+        </w:numPr>
+        <w:pBdr>
+          <w:top w:val="single" w:sz="2" w:space="0" w:color="E5E7EB"/>
+          <w:left w:val="single" w:sz="2" w:space="0" w:color="E5E7EB"/>
+          <w:bottom w:val="single" w:sz="2" w:space="0" w:color="E5E7EB"/>
+          <w:right w:val="single" w:sz="2" w:space="0" w:color="E5E7EB"/>
+        </w:pBdr>
+        <w:shd w:val="clear" w:color="auto" w:fill="252523"/>
+        <w:spacing w:before="68" w:after="68" w:line="240" w:lineRule="auto"/>
+        <w:rPr>
+          <w:rFonts w:ascii="Inter" w:eastAsia="Times New Roman" w:hAnsi="Inter" w:cs="Times New Roman"/>
+          <w:color w:val="F4F0EB"/>
+          <w:sz w:val="21"/>
+          <w:szCs w:val="21"/>
+          <w:lang w:eastAsia="en-KE"/>
+        </w:rPr>
+      </w:pPr>
+      <w:r>
+        <w:rPr>
+          <w:rFonts w:ascii="Inter" w:eastAsia="Times New Roman" w:hAnsi="Inter" w:cs="Times New Roman"/>
+          <w:color w:val="F4F0EB"/>
+          <w:sz w:val="21"/>
+          <w:szCs w:val="21"/>
+          <w:lang w:eastAsia="en-KE"/>
+        </w:rPr>
+        <w:t>VIX &lt; 16 → Raise Aggressive BQS to ≥ 8, tighter stops, standard volume routing.</w:t>
+      </w:r>
+    </w:p>
+    <w:p>
+      <w:pPr>
+        <w:numPr>
+          <w:ilvl w:val="0"/>
+          <w:numId w:val="19"/>
+        </w:numPr>
+        <w:pBdr>
+          <w:top w:val="single" w:sz="2" w:space="0" w:color="E5E7EB"/>
+          <w:left w:val="single" w:sz="2" w:space="0" w:color="E5E7EB"/>
+          <w:bottom w:val="single" w:sz="2" w:space="0" w:color="E5E7EB"/>
+          <w:right w:val="single" w:sz="2" w:space="0" w:color="E5E7EB"/>
+        </w:pBdr>
+        <w:shd w:val="clear" w:color="auto" w:fill="252523"/>
+        <w:spacing w:before="68" w:after="68" w:line="240" w:lineRule="auto"/>
+        <w:rPr>
+          <w:rFonts w:ascii="Inter" w:eastAsia="Times New Roman" w:hAnsi="Inter" w:cs="Times New Roman"/>
+          <w:color w:val="F4F0EB"/>
+          <w:sz w:val="21"/>
+          <w:szCs w:val="21"/>
+          <w:lang w:eastAsia="en-KE"/>
+        </w:rPr>
+      </w:pPr>
+      <w:r>
+        <w:rPr>
+          <w:rFonts w:ascii="Inter" w:eastAsia="Times New Roman" w:hAnsi="Inter" w:cs="Times New Roman"/>
+          <w:color w:val="F4F0EB"/>
+          <w:sz w:val="21"/>
+          <w:szCs w:val="21"/>
+          <w:lang w:eastAsia="en-KE"/>
+        </w:rPr>
+        <w:t>VIX 16–20 → Standard BQS routing, standard risk and sizing.</w:t>
+      </w:r>
+    </w:p>
+    <w:p>
+      <w:pPr>
+        <w:numPr>
+          <w:ilvl w:val="0"/>
+          <w:numId w:val="19"/>
+        </w:numPr>
+        <w:pBdr>
+          <w:top w:val="single" w:sz="2" w:space="0" w:color="E5E7EB"/>
+          <w:left w:val="single" w:sz="2" w:space="0" w:color="E5E7EB"/>
+          <w:bottom w:val="single" w:sz="2" w:space="0" w:color="E5E7EB"/>
+          <w:right w:val="single" w:sz="2" w:space="0" w:color="E5E7EB"/>
+        </w:pBdr>
+        <w:shd w:val="clear" w:color="auto" w:fill="252523"/>
+        <w:spacing w:before="68" w:after="68" w:line="240" w:lineRule="auto"/>
+        <w:rPr>
+          <w:rFonts w:ascii="Inter" w:eastAsia="Times New Roman" w:hAnsi="Inter" w:cs="Times New Roman"/>
+          <w:color w:val="F4F0EB"/>
+          <w:sz w:val="21"/>
+          <w:szCs w:val="21"/>
+          <w:lang w:eastAsia="en-KE"/>
+        </w:rPr>
+      </w:pPr>
+      <w:r>
+        <w:rPr>
+          <w:rFonts w:ascii="Inter" w:eastAsia="Times New Roman" w:hAnsi="Inter" w:cs="Times New Roman"/>
+          <w:color w:val="F4F0EB"/>
+          <w:sz w:val="21"/>
+          <w:szCs w:val="21"/>
+          <w:lang w:eastAsia="en-KE"/>
+        </w:rPr>
+        <w:t>VIX 20–30 → Lower Aggressive BQS to ≥ 6, reduce size to 50%, widen stops.</w:t>
+      </w:r>
+    </w:p>
+    <w:p>
+      <w:pPr>
+        <w:numPr>
+          <w:ilvl w:val="0"/>
+          <w:numId w:val="19"/>
+        </w:numPr>
+        <w:pBdr>
+          <w:top w:val="single" w:sz="2" w:space="0" w:color="E5E7EB"/>
+          <w:left w:val="single" w:sz="2" w:space="0" w:color="E5E7EB"/>
+          <w:bottom w:val="single" w:sz="2" w:space="0" w:color="E5E7EB"/>
+          <w:right w:val="single" w:sz="2" w:space="0" w:color="E5E7EB"/>
+        </w:pBdr>
+        <w:shd w:val="clear" w:color="auto" w:fill="252523"/>
+        <w:spacing w:before="68" w:after="68" w:line="240" w:lineRule="auto"/>
+        <w:rPr>
+          <w:rFonts w:ascii="Inter" w:eastAsia="Times New Roman" w:hAnsi="Inter" w:cs="Times New Roman"/>
+          <w:color w:val="F4F0EB"/>
+          <w:sz w:val="21"/>
+          <w:szCs w:val="21"/>
+          <w:lang w:eastAsia="en-KE"/>
+        </w:rPr>
+      </w:pPr>
+      <w:r>
+        <w:rPr>
+          <w:rFonts w:ascii="Inter" w:eastAsia="Times New Roman" w:hAnsi="Inter" w:cs="Times New Roman"/>
+          <w:color w:val="F4F0EB"/>
+          <w:sz w:val="21"/>
+          <w:szCs w:val="21"/>
+          <w:lang w:eastAsia="en-KE"/>
+        </w:rPr>
+        <w:t>VIX 30–40 → Reduce size to 25%, Hybrid or Conservative entries only.</w:t>
+      </w:r>
+    </w:p>
+    <w:p>
+      <w:pPr>
+        <w:numPr>
+          <w:ilvl w:val="0"/>
+          <w:numId w:val="19"/>
+        </w:numPr>
+        <w:pBdr>
+          <w:top w:val="single" w:sz="2" w:space="0" w:color="E5E7EB"/>
+          <w:left w:val="single" w:sz="2" w:space="0" w:color="E5E7EB"/>
+          <w:bottom w:val="single" w:sz="2" w:space="0" w:color="E5E7EB"/>
+          <w:right w:val="single" w:sz="2" w:space="0" w:color="E5E7EB"/>
+        </w:pBdr>
+        <w:shd w:val="clear" w:color="auto" w:fill="252523"/>
+        <w:spacing w:before="68" w:after="68" w:line="240" w:lineRule="auto"/>
+        <w:rPr>
+          <w:rFonts w:ascii="Inter" w:eastAsia="Times New Roman" w:hAnsi="Inter" w:cs="Times New Roman"/>
+          <w:color w:val="F4F0EB"/>
+          <w:sz w:val="21"/>
+          <w:szCs w:val="21"/>
+          <w:lang w:eastAsia="en-KE"/>
+        </w:rPr>
+      </w:pPr>
+      <w:r>
+        <w:rPr>
+          <w:rFonts w:ascii="Inter" w:eastAsia="Times New Roman" w:hAnsi="Inter" w:cs="Times New Roman"/>
+          <w:color w:val="F4F0EB"/>
+          <w:sz w:val="21"/>
+          <w:szCs w:val="21"/>
+          <w:lang w:eastAsia="en-KE"/>
+        </w:rPr>
+        <w:t>VIX &gt; 40 → Bounce only at major HTF levels with minimum size — suspend all breakout trading."</w:t>
+      </w:r>
+    </w:p>
+    <w:p>
+      <w:pPr>
+        <w:pBdr>
+          <w:top w:val="single" w:sz="2" w:space="0" w:color="E5E7EB"/>
+          <w:left w:val="single" w:sz="2" w:space="0" w:color="E5E7EB"/>
+          <w:bottom w:val="single" w:sz="2" w:space="0" w:color="E5E7EB"/>
+          <w:right w:val="single" w:sz="2" w:space="0" w:color="E5E7EB"/>
+        </w:pBdr>
+        <w:shd w:val="clear" w:color="auto" w:fill="252523"/>
+        <w:spacing w:before="68" w:after="68" w:line="240" w:lineRule="auto"/>
         <w:rPr>
           <w:rFonts w:ascii="Inter" w:eastAsia="Times New Roman" w:hAnsi="Inter" w:cs="Times New Roman"/>
           <w:b/>
@@ -10008,28 +9694,24 @@
           <w:color w:val="F4F0EB"/>
           <w:sz w:val="21"/>
           <w:szCs w:val="21"/>
-          <w:bdr w:val="single" w:sz="2" w:space="0" w:color="E5E7EB" w:frame="1"/>
-          <w:lang w:val="en-KE" w:eastAsia="en-KE"/>
-        </w:rPr>
-        <w:t>Indices</w:t>
-      </w:r>
-      <w:r>
-        <w:rPr>
-          <w:rFonts w:ascii="Inter" w:eastAsia="Times New Roman" w:hAnsi="Inter" w:cs="Times New Roman"/>
-          <w:color w:val="F4F0EB"/>
-          <w:sz w:val="21"/>
-          <w:szCs w:val="21"/>
-          <w:lang w:val="en-KE" w:eastAsia="en-KE"/>
-        </w:rPr>
-        <w:t>, you can use:</w:t>
-      </w:r>
-    </w:p>
-    <w:p>
-      <w:pPr>
-        <w:numPr>
-          <w:ilvl w:val="0"/>
-          <w:numId w:val="23"/>
-        </w:numPr>
+          <w:lang w:eastAsia="en-KE"/>
+        </w:rPr>
+      </w:pPr>
+      <w:r>
+        <w:rPr>
+          <w:rFonts w:ascii="Inter" w:eastAsia="Times New Roman" w:hAnsi="Inter" w:cs="Times New Roman"/>
+          <w:b/>
+          <w:bCs/>
+          <w:color w:val="F4F0EB"/>
+          <w:sz w:val="21"/>
+          <w:szCs w:val="21"/>
+          <w:lang w:eastAsia="en-KE"/>
+        </w:rPr>
+        <w:t xml:space="preserve">Appendix A: </w:t>
+      </w:r>
+    </w:p>
+    <w:p>
+      <w:pPr>
         <w:pBdr>
           <w:top w:val="single" w:sz="2" w:space="0" w:color="E5E7EB"/>
           <w:left w:val="single" w:sz="2" w:space="0" w:color="E5E7EB"/>
@@ -10043,38 +9725,22 @@
           <w:color w:val="F4F0EB"/>
           <w:sz w:val="21"/>
           <w:szCs w:val="21"/>
-          <w:lang w:val="en-KE" w:eastAsia="en-KE"/>
-        </w:rPr>
-      </w:pPr>
-      <w:r>
-        <w:rPr>
-          <w:rFonts w:ascii="Consolas" w:eastAsia="Times New Roman" w:hAnsi="Consolas" w:cs="Courier New"/>
-          <w:color w:val="F4F0EB"/>
-          <w:sz w:val="19"/>
-          <w:szCs w:val="19"/>
-          <w:bdr w:val="single" w:sz="2" w:space="0" w:color="E5E7EB" w:frame="1"/>
-          <w:shd w:val="clear" w:color="auto" w:fill="23211F"/>
-          <w:lang w:val="en-KE" w:eastAsia="en-KE"/>
-        </w:rPr>
-        <w:t>ES1!</w:t>
-      </w:r>
-      <w:r>
-        <w:rPr>
-          <w:rFonts w:ascii="Inter" w:eastAsia="Times New Roman" w:hAnsi="Inter" w:cs="Times New Roman"/>
-          <w:color w:val="F4F0EB"/>
-          <w:sz w:val="21"/>
-          <w:szCs w:val="21"/>
-          <w:lang w:val="en-KE" w:eastAsia="en-KE"/>
-        </w:rPr>
-        <w:t> for S&amp;P 500 futures</w:t>
-      </w:r>
-    </w:p>
-    <w:p>
-      <w:pPr>
-        <w:numPr>
-          <w:ilvl w:val="0"/>
-          <w:numId w:val="23"/>
-        </w:numPr>
+          <w:lang w:eastAsia="en-KE"/>
+        </w:rPr>
+      </w:pPr>
+      <w:r>
+        <w:rPr>
+          <w:rFonts w:ascii="Inter" w:eastAsia="Times New Roman" w:hAnsi="Inter" w:cs="Times New Roman"/>
+          <w:color w:val="F4F0EB"/>
+          <w:sz w:val="21"/>
+          <w:szCs w:val="21"/>
+          <w:lang w:eastAsia="en-KE"/>
+        </w:rPr>
+        <w:t>Setup &amp; Installation Recommended Ticker Symbols for Indices Volume Sourcing:</w:t>
+      </w:r>
+    </w:p>
+    <w:p>
+      <w:pPr>
         <w:pBdr>
           <w:top w:val="single" w:sz="2" w:space="0" w:color="E5E7EB"/>
           <w:left w:val="single" w:sz="2" w:space="0" w:color="E5E7EB"/>
@@ -10088,38 +9754,22 @@
           <w:color w:val="F4F0EB"/>
           <w:sz w:val="21"/>
           <w:szCs w:val="21"/>
-          <w:lang w:val="en-KE" w:eastAsia="en-KE"/>
-        </w:rPr>
-      </w:pPr>
-      <w:r>
-        <w:rPr>
-          <w:rFonts w:ascii="Consolas" w:eastAsia="Times New Roman" w:hAnsi="Consolas" w:cs="Courier New"/>
-          <w:color w:val="F4F0EB"/>
-          <w:sz w:val="19"/>
-          <w:szCs w:val="19"/>
-          <w:bdr w:val="single" w:sz="2" w:space="0" w:color="E5E7EB" w:frame="1"/>
-          <w:shd w:val="clear" w:color="auto" w:fill="23211F"/>
-          <w:lang w:val="en-KE" w:eastAsia="en-KE"/>
-        </w:rPr>
-        <w:t>NQ1!</w:t>
-      </w:r>
-      <w:r>
-        <w:rPr>
-          <w:rFonts w:ascii="Inter" w:eastAsia="Times New Roman" w:hAnsi="Inter" w:cs="Times New Roman"/>
-          <w:color w:val="F4F0EB"/>
-          <w:sz w:val="21"/>
-          <w:szCs w:val="21"/>
-          <w:lang w:val="en-KE" w:eastAsia="en-KE"/>
-        </w:rPr>
-        <w:t> for Nasdaq futures</w:t>
-      </w:r>
-    </w:p>
-    <w:p>
-      <w:pPr>
-        <w:numPr>
-          <w:ilvl w:val="0"/>
-          <w:numId w:val="23"/>
-        </w:numPr>
+          <w:lang w:eastAsia="en-KE"/>
+        </w:rPr>
+      </w:pPr>
+      <w:r>
+        <w:rPr>
+          <w:rFonts w:ascii="Inter" w:eastAsia="Times New Roman" w:hAnsi="Inter" w:cs="Times New Roman"/>
+          <w:color w:val="F4F0EB"/>
+          <w:sz w:val="21"/>
+          <w:szCs w:val="21"/>
+          <w:lang w:eastAsia="en-KE"/>
+        </w:rPr>
+        <w:t>ES1! — S&amp;P 500 E-mini Futures</w:t>
+      </w:r>
+    </w:p>
+    <w:p>
+      <w:pPr>
         <w:pBdr>
           <w:top w:val="single" w:sz="2" w:space="0" w:color="E5E7EB"/>
           <w:left w:val="single" w:sz="2" w:space="0" w:color="E5E7EB"/>
@@ -10133,30 +9783,18 @@
           <w:color w:val="F4F0EB"/>
           <w:sz w:val="21"/>
           <w:szCs w:val="21"/>
-          <w:lang w:val="en-KE" w:eastAsia="en-KE"/>
-        </w:rPr>
-      </w:pPr>
-      <w:r>
-        <w:rPr>
-          <w:rFonts w:ascii="Consolas" w:eastAsia="Times New Roman" w:hAnsi="Consolas" w:cs="Courier New"/>
-          <w:color w:val="F4F0EB"/>
-          <w:sz w:val="19"/>
-          <w:szCs w:val="19"/>
-          <w:bdr w:val="single" w:sz="2" w:space="0" w:color="E5E7EB" w:frame="1"/>
-          <w:shd w:val="clear" w:color="auto" w:fill="23211F"/>
-          <w:lang w:val="en-KE" w:eastAsia="en-KE"/>
-        </w:rPr>
-        <w:t>YM1!</w:t>
-      </w:r>
-      <w:r>
-        <w:rPr>
-          <w:rFonts w:ascii="Inter" w:eastAsia="Times New Roman" w:hAnsi="Inter" w:cs="Times New Roman"/>
-          <w:color w:val="F4F0EB"/>
-          <w:sz w:val="21"/>
-          <w:szCs w:val="21"/>
-          <w:lang w:val="en-KE" w:eastAsia="en-KE"/>
-        </w:rPr>
-        <w:t> for Dow futures</w:t>
+          <w:lang w:eastAsia="en-KE"/>
+        </w:rPr>
+      </w:pPr>
+      <w:r>
+        <w:rPr>
+          <w:rFonts w:ascii="Inter" w:eastAsia="Times New Roman" w:hAnsi="Inter" w:cs="Times New Roman"/>
+          <w:color w:val="F4F0EB"/>
+          <w:sz w:val="21"/>
+          <w:szCs w:val="21"/>
+          <w:lang w:eastAsia="en-KE"/>
+        </w:rPr>
+        <w:t>NQ1! — Nasdaq 100 E-mini Futures</w:t>
       </w:r>
     </w:p>
     <w:p>
@@ -10177,14 +9815,39 @@
           <w:lang w:eastAsia="en-KE"/>
         </w:rPr>
       </w:pPr>
+      <w:r>
+        <w:rPr>
+          <w:rFonts w:ascii="Inter" w:eastAsia="Times New Roman" w:hAnsi="Inter" w:cs="Times New Roman"/>
+          <w:color w:val="F4F0EB"/>
+          <w:sz w:val="21"/>
+          <w:szCs w:val="21"/>
+          <w:lang w:eastAsia="en-KE"/>
+        </w:rPr>
+        <w:t>YM1! — Dow Jones E-mini Futures</w:t>
+      </w:r>
+    </w:p>
+    <w:p>
+      <w:pPr>
+        <w:pBdr>
+          <w:top w:val="single" w:sz="2" w:space="0" w:color="E5E7EB"/>
+          <w:left w:val="single" w:sz="2" w:space="0" w:color="E5E7EB"/>
+          <w:bottom w:val="single" w:sz="2" w:space="0" w:color="E5E7EB"/>
+          <w:right w:val="single" w:sz="2" w:space="0" w:color="E5E7EB"/>
+        </w:pBdr>
+        <w:shd w:val="clear" w:color="auto" w:fill="252523"/>
+        <w:spacing w:before="68" w:after="68" w:line="240" w:lineRule="auto"/>
+        <w:rPr>
+          <w:rFonts w:ascii="Inter" w:eastAsia="Times New Roman" w:hAnsi="Inter" w:cs="Times New Roman"/>
+          <w:color w:val="F4F0EB"/>
+          <w:sz w:val="21"/>
+          <w:szCs w:val="21"/>
+          <w:lang w:eastAsia="en-KE"/>
+        </w:rPr>
+      </w:pPr>
     </w:p>
     <w:p>
       <w:pPr>
         <w:pStyle w:val="ListParagraph"/>
-        <w:numPr>
-          <w:ilvl w:val="0"/>
-          <w:numId w:val="22"/>
-        </w:numPr>
         <w:spacing w:before="686" w:after="686" w:line="240" w:lineRule="auto"/>
         <w:rPr>
           <w:rFonts w:ascii="Times New Roman" w:eastAsia="Times New Roman" w:hAnsi="Times New Roman" w:cs="Times New Roman"/>
@@ -10202,6 +9865,7 @@
           <w:szCs w:val="21"/>
           <w:bdr w:val="single" w:sz="2" w:space="0" w:color="E5E7EB" w:frame="1"/>
           <w:shd w:val="clear" w:color="auto" w:fill="252523"/>
+          <w:lang w:val="en-US"/>
         </w:rPr>
         <w:t>R</w:t>
       </w:r>
@@ -10214,111 +9878,29 @@
           <w:szCs w:val="21"/>
           <w:bdr w:val="single" w:sz="2" w:space="0" w:color="E5E7EB" w:frame="1"/>
           <w:shd w:val="clear" w:color="auto" w:fill="252523"/>
-          <w:lang w:val="en-US"/>
-        </w:rPr>
-        <w:t>R</w:t>
-      </w:r>
-      <w:proofErr w:type="spellStart"/>
-      <w:r>
-        <w:rPr>
-          <w:rStyle w:val="Strong"/>
+        </w:rPr>
+        <w:t>esearch basis:</w:t>
+      </w:r>
+      <w:r>
+        <w:rPr>
           <w:rFonts w:ascii="Inter" w:hAnsi="Inter"/>
           <w:color w:val="F4F0EB"/>
           <w:sz w:val="21"/>
           <w:szCs w:val="21"/>
-          <w:bdr w:val="single" w:sz="2" w:space="0" w:color="E5E7EB" w:frame="1"/>
           <w:shd w:val="clear" w:color="auto" w:fill="252523"/>
         </w:rPr>
-        <w:t>esearch</w:t>
-      </w:r>
-      <w:proofErr w:type="spellEnd"/>
-      <w:r>
-        <w:rPr>
-          <w:rStyle w:val="Strong"/>
+        <w:t xml:space="preserve"> Bulkowski large-sample breakout/retest analysis (n=12,000+ patterns); S&amp;P 500 triangle breakout volume study (n=523); GBP/USD ADX filter backtesting (Linc-Lund); 15-year Nasdaq 1-minute session data; KJ Trading Systems 567K-backtest exit study. Confidence levels range from High (Bulkowski retest/volume data) to Low-Medium </w:t>
+      </w:r>
+      <w:r>
+        <w:rPr>
           <w:rFonts w:ascii="Inter" w:hAnsi="Inter"/>
           <w:color w:val="F4F0EB"/>
           <w:sz w:val="21"/>
           <w:szCs w:val="21"/>
-          <w:bdr w:val="single" w:sz="2" w:space="0" w:color="E5E7EB" w:frame="1"/>
           <w:shd w:val="clear" w:color="auto" w:fill="252523"/>
         </w:rPr>
-        <w:t xml:space="preserve"> basis:</w:t>
-      </w:r>
-      <w:r>
-        <w:rPr>
-          <w:rFonts w:ascii="Inter" w:hAnsi="Inter"/>
-          <w:color w:val="F4F0EB"/>
-          <w:sz w:val="21"/>
-          <w:szCs w:val="21"/>
-          <w:shd w:val="clear" w:color="auto" w:fill="252523"/>
-        </w:rPr>
-        <w:t> </w:t>
-      </w:r>
-      <w:proofErr w:type="spellStart"/>
-      <w:r>
-        <w:rPr>
-          <w:rFonts w:ascii="Inter" w:hAnsi="Inter"/>
-          <w:color w:val="F4F0EB"/>
-          <w:sz w:val="21"/>
-          <w:szCs w:val="21"/>
-          <w:shd w:val="clear" w:color="auto" w:fill="252523"/>
-        </w:rPr>
-        <w:t>Bulkowski</w:t>
-      </w:r>
-      <w:proofErr w:type="spellEnd"/>
-      <w:r>
-        <w:rPr>
-          <w:rFonts w:ascii="Inter" w:hAnsi="Inter"/>
-          <w:color w:val="F4F0EB"/>
-          <w:sz w:val="21"/>
-          <w:szCs w:val="21"/>
-          <w:shd w:val="clear" w:color="auto" w:fill="252523"/>
-        </w:rPr>
-        <w:t xml:space="preserve"> large-sample breakout/retest analysis (n=12,000+ patterns); S&amp;P 500 triangle breakout volume study (n=523); GBP/USD ADX filter </w:t>
-      </w:r>
-      <w:proofErr w:type="spellStart"/>
-      <w:r>
-        <w:rPr>
-          <w:rFonts w:ascii="Inter" w:hAnsi="Inter"/>
-          <w:color w:val="F4F0EB"/>
-          <w:sz w:val="21"/>
-          <w:szCs w:val="21"/>
-          <w:shd w:val="clear" w:color="auto" w:fill="252523"/>
-        </w:rPr>
-        <w:t>backtesting</w:t>
-      </w:r>
-      <w:proofErr w:type="spellEnd"/>
-      <w:r>
-        <w:rPr>
-          <w:rFonts w:ascii="Inter" w:hAnsi="Inter"/>
-          <w:color w:val="F4F0EB"/>
-          <w:sz w:val="21"/>
-          <w:szCs w:val="21"/>
-          <w:shd w:val="clear" w:color="auto" w:fill="252523"/>
-        </w:rPr>
-        <w:t xml:space="preserve"> (Linc-Lund); 15-year Nasdaq 1-minute session data; KJ Trading Systems 567K-backtest exit study. Confidence levels range from High (</w:t>
-      </w:r>
-      <w:proofErr w:type="spellStart"/>
-      <w:r>
-        <w:rPr>
-          <w:rFonts w:ascii="Inter" w:hAnsi="Inter"/>
-          <w:color w:val="F4F0EB"/>
-          <w:sz w:val="21"/>
-          <w:szCs w:val="21"/>
-          <w:shd w:val="clear" w:color="auto" w:fill="252523"/>
-        </w:rPr>
-        <w:t>Bulkowski</w:t>
-      </w:r>
-      <w:proofErr w:type="spellEnd"/>
-      <w:r>
-        <w:rPr>
-          <w:rFonts w:ascii="Inter" w:hAnsi="Inter"/>
-          <w:color w:val="F4F0EB"/>
-          <w:sz w:val="21"/>
-          <w:szCs w:val="21"/>
-          <w:shd w:val="clear" w:color="auto" w:fill="252523"/>
-        </w:rPr>
-        <w:t xml:space="preserve"> retest/volume data) to Low-Medium (instrument-specific win rates). BQS thresholds are empirically grounded starting points — validate through 100+ trades per instrument before live deployment.</w:t>
+        <w:lastRenderedPageBreak/>
+        <w:t>(instrument-specific win rates). BQS thresholds are empirically grounded starting points — validate through 100+ trades per instrument before live deployment.</w:t>
       </w:r>
     </w:p>
     <w:sectPr>
@@ -10335,7 +9917,7 @@
 <w:numbering xmlns:wpc="http://schemas.microsoft.com/office/word/2010/wordprocessingCanvas" xmlns:cx="http://schemas.microsoft.com/office/drawing/2014/chartex" xmlns:cx1="http://schemas.microsoft.com/office/drawing/2015/9/8/chartex" xmlns:cx2="http://schemas.microsoft.com/office/drawing/2015/10/21/chartex" xmlns:cx3="http://schemas.microsoft.com/office/drawing/2016/5/9/chartex" xmlns:cx4="http://schemas.microsoft.com/office/drawing/2016/5/10/chartex" xmlns:cx5="http://schemas.microsoft.com/office/drawing/2016/5/11/chartex" xmlns:cx6="http://schemas.microsoft.com/office/drawing/2016/5/12/chartex" xmlns:cx7="http://schemas.microsoft.com/office/drawing/2016/5/13/chartex" xmlns:cx8="http://schemas.microsoft.com/office/drawing/2016/5/14/chartex" xmlns:mc="http://schemas.openxmlformats.org/markup-compatibility/2006" xmlns:aink="http://schemas.microsoft.com/office/drawing/2016/ink" xmlns:am3d="http://schemas.microsoft.com/office/drawing/2017/model3d" xmlns:o="urn:schemas-microsoft-com:office:office" xmlns:r="http://schemas.openxmlformats.org/officeDocument/2006/relationships" xmlns:m="http://schemas.openxmlformats.org/officeDocument/2006/math" xmlns:v="urn:schemas-microsoft-com:vml" xmlns:wp14="http://schemas.microsoft.com/office/word/2010/wordprocessingDrawing" xmlns:wp="http://schemas.openxmlformats.org/drawingml/2006/wordprocessingDrawing" xmlns:w10="urn:schemas-microsoft-com:office:word" xmlns:w="http://schemas.openxmlformats.org/wordprocessingml/2006/main" xmlns:w14="http://schemas.microsoft.com/office/word/2010/wordml" xmlns:w15="http://schemas.microsoft.com/office/word/2012/wordml" xmlns:w16cex="http://schemas.microsoft.com/office/word/2018/wordml/cex" xmlns:w16cid="http://schemas.microsoft.com/office/word/2016/wordml/cid" xmlns:w16="http://schemas.microsoft.com/office/word/2018/wordml" xmlns:w16sdtdh="http://schemas.microsoft.com/office/word/2020/wordml/sdtdatahash" xmlns:w16se="http://schemas.microsoft.com/office/word/2015/wordml/symex" xmlns:wpg="http://schemas.microsoft.com/office/word/2010/wordprocessingGroup" xmlns:wpi="http://schemas.microsoft.com/office/word/2010/wordprocessingInk" xmlns:wne="http://schemas.microsoft.com/office/word/2006/wordml" xmlns:wps="http://schemas.microsoft.com/office/word/2010/wordprocessingShape" mc:Ignorable="w14 w15 w16se w16cid w16 w16cex w16sdtdh wp14">
   <w:numPicBullet w:numPicBulletId="0">
     <w:pict>
-      <v:rect id="_x0000_i1155" style="width:0;height:0" o:hralign="center" o:bullet="t" o:hrstd="t" o:hr="t" fillcolor="#a0a0a0" stroked="f"/>
+      <v:rect id="_x0000_i1251" style="width:0;height:0" o:hralign="center" o:bullet="t" o:hrstd="t" o:hr="t" fillcolor="#a0a0a0" stroked="f"/>
     </w:pict>
   </w:numPicBullet>
   <w:abstractNum w:abstractNumId="0" w15:restartNumberingAfterBreak="0">
